--- a/docs/qms/evidence-2026/QMS_Word/procedures__SOP-03_Competence_Training_and_Awareness.docx
+++ b/docs/qms/evidence-2026/QMS_Word/procedures__SOP-03_Competence_Training_and_Awareness.docx
@@ -17,20 +17,20 @@
     </w:p>
     <w:tbl>
       <w:tblPr>
-        <w:tblW w:w="4622" w:type="dxa"/>
+        <w:tblW w:w="5000" w:type="pct"/>
         <w:jc w:val="left"/>
-        <w:tblInd w:w="0" w:type="dxa"/>
+        <w:tblInd w:w="-7" w:type="dxa"/>
         <w:tblLayout w:type="fixed"/>
         <w:tblCellMar>
-          <w:top w:w="28" w:type="dxa"/>
-          <w:left w:w="28" w:type="dxa"/>
-          <w:bottom w:w="28" w:type="dxa"/>
-          <w:right w:w="28" w:type="dxa"/>
+          <w:top w:w="60" w:type="dxa"/>
+          <w:left w:w="60" w:type="dxa"/>
+          <w:bottom w:w="60" w:type="dxa"/>
+          <w:right w:w="60" w:type="dxa"/>
         </w:tblCellMar>
       </w:tblPr>
       <w:tblGrid>
-        <w:gridCol w:w="1951"/>
-        <w:gridCol w:w="2671"/>
+        <w:gridCol w:w="2606"/>
+        <w:gridCol w:w="8732"/>
       </w:tblGrid>
       <w:tr>
         <w:trPr>
@@ -38,44 +38,60 @@
         </w:trPr>
         <w:tc>
           <w:tcPr>
-            <w:tcW w:w="1951" w:type="dxa"/>
-            <w:tcBorders/>
+            <w:tcW w:w="2606" w:type="dxa"/>
+            <w:tcBorders>
+              <w:top w:val="single" w:sz="6" w:space="0" w:color="BFC7D5"/>
+              <w:left w:val="single" w:sz="6" w:space="0" w:color="BFC7D5"/>
+              <w:bottom w:val="single" w:sz="2" w:space="0" w:color="BFC7D5"/>
+              <w:right w:val="single" w:sz="6" w:space="0" w:color="BFC7D5"/>
+            </w:tcBorders>
+            <w:shd w:fill="1F3A5F" w:val="clear"/>
             <w:vAlign w:val="center"/>
           </w:tcPr>
           <w:p>
             <w:pPr>
               <w:pStyle w:val="TableHeading"/>
-              <w:suppressLineNumbers/>
-              <w:shd w:fill="1F3A5F" w:val="clear"/>
-              <w:bidi w:val="0"/>
-              <w:spacing w:before="0" w:after="283"/>
-              <w:jc w:val="center"/>
-              <w:rPr/>
-            </w:pPr>
-            <w:r>
-              <w:rPr/>
+              <w:bidi w:val="0"/>
+              <w:spacing w:before="0" w:after="283"/>
+              <w:jc w:val="left"/>
+              <w:rPr>
+                <w:color w:val="FFFFFF"/>
+              </w:rPr>
+            </w:pPr>
+            <w:r>
+              <w:rPr>
+                <w:color w:val="FFFFFF"/>
+              </w:rPr>
               <w:t>Field</w:t>
             </w:r>
           </w:p>
         </w:tc>
         <w:tc>
           <w:tcPr>
-            <w:tcW w:w="2671" w:type="dxa"/>
-            <w:tcBorders/>
+            <w:tcW w:w="8732" w:type="dxa"/>
+            <w:tcBorders>
+              <w:top w:val="single" w:sz="6" w:space="0" w:color="BFC7D5"/>
+              <w:left w:val="single" w:sz="2" w:space="0" w:color="BFC7D5"/>
+              <w:bottom w:val="single" w:sz="2" w:space="0" w:color="BFC7D5"/>
+              <w:right w:val="single" w:sz="6" w:space="0" w:color="BFC7D5"/>
+            </w:tcBorders>
+            <w:shd w:fill="1F3A5F" w:val="clear"/>
             <w:vAlign w:val="center"/>
           </w:tcPr>
           <w:p>
             <w:pPr>
               <w:pStyle w:val="TableHeading"/>
-              <w:suppressLineNumbers/>
-              <w:shd w:fill="1F3A5F" w:val="clear"/>
-              <w:bidi w:val="0"/>
-              <w:spacing w:before="0" w:after="283"/>
-              <w:jc w:val="center"/>
-              <w:rPr/>
-            </w:pPr>
-            <w:r>
-              <w:rPr/>
+              <w:bidi w:val="0"/>
+              <w:spacing w:before="0" w:after="283"/>
+              <w:jc w:val="left"/>
+              <w:rPr>
+                <w:color w:val="FFFFFF"/>
+              </w:rPr>
+            </w:pPr>
+            <w:r>
+              <w:rPr>
+                <w:color w:val="FFFFFF"/>
+              </w:rPr>
               <w:t>Value</w:t>
             </w:r>
           </w:p>
@@ -85,8 +101,12 @@
         <w:trPr/>
         <w:tc>
           <w:tcPr>
-            <w:tcW w:w="1951" w:type="dxa"/>
-            <w:tcBorders/>
+            <w:tcW w:w="2606" w:type="dxa"/>
+            <w:tcBorders>
+              <w:left w:val="single" w:sz="6" w:space="0" w:color="BFC7D5"/>
+              <w:bottom w:val="single" w:sz="2" w:space="0" w:color="BFC7D5"/>
+              <w:right w:val="single" w:sz="6" w:space="0" w:color="BFC7D5"/>
+            </w:tcBorders>
             <w:vAlign w:val="center"/>
           </w:tcPr>
           <w:p>
@@ -105,8 +125,12 @@
         </w:tc>
         <w:tc>
           <w:tcPr>
-            <w:tcW w:w="2671" w:type="dxa"/>
-            <w:tcBorders/>
+            <w:tcW w:w="8732" w:type="dxa"/>
+            <w:tcBorders>
+              <w:left w:val="single" w:sz="2" w:space="0" w:color="BFC7D5"/>
+              <w:bottom w:val="single" w:sz="2" w:space="0" w:color="BFC7D5"/>
+              <w:right w:val="single" w:sz="6" w:space="0" w:color="BFC7D5"/>
+            </w:tcBorders>
             <w:vAlign w:val="center"/>
           </w:tcPr>
           <w:p>
@@ -128,8 +152,12 @@
         <w:trPr/>
         <w:tc>
           <w:tcPr>
-            <w:tcW w:w="1951" w:type="dxa"/>
-            <w:tcBorders/>
+            <w:tcW w:w="2606" w:type="dxa"/>
+            <w:tcBorders>
+              <w:left w:val="single" w:sz="6" w:space="0" w:color="BFC7D5"/>
+              <w:bottom w:val="single" w:sz="2" w:space="0" w:color="BFC7D5"/>
+              <w:right w:val="single" w:sz="6" w:space="0" w:color="BFC7D5"/>
+            </w:tcBorders>
             <w:vAlign w:val="center"/>
           </w:tcPr>
           <w:p>
@@ -148,8 +176,12 @@
         </w:tc>
         <w:tc>
           <w:tcPr>
-            <w:tcW w:w="2671" w:type="dxa"/>
-            <w:tcBorders/>
+            <w:tcW w:w="8732" w:type="dxa"/>
+            <w:tcBorders>
+              <w:left w:val="single" w:sz="2" w:space="0" w:color="BFC7D5"/>
+              <w:bottom w:val="single" w:sz="2" w:space="0" w:color="BFC7D5"/>
+              <w:right w:val="single" w:sz="6" w:space="0" w:color="BFC7D5"/>
+            </w:tcBorders>
             <w:vAlign w:val="center"/>
           </w:tcPr>
           <w:p>
@@ -171,8 +203,12 @@
         <w:trPr/>
         <w:tc>
           <w:tcPr>
-            <w:tcW w:w="1951" w:type="dxa"/>
-            <w:tcBorders/>
+            <w:tcW w:w="2606" w:type="dxa"/>
+            <w:tcBorders>
+              <w:left w:val="single" w:sz="6" w:space="0" w:color="BFC7D5"/>
+              <w:bottom w:val="single" w:sz="2" w:space="0" w:color="BFC7D5"/>
+              <w:right w:val="single" w:sz="6" w:space="0" w:color="BFC7D5"/>
+            </w:tcBorders>
             <w:vAlign w:val="center"/>
           </w:tcPr>
           <w:p>
@@ -191,8 +227,12 @@
         </w:tc>
         <w:tc>
           <w:tcPr>
-            <w:tcW w:w="2671" w:type="dxa"/>
-            <w:tcBorders/>
+            <w:tcW w:w="8732" w:type="dxa"/>
+            <w:tcBorders>
+              <w:left w:val="single" w:sz="2" w:space="0" w:color="BFC7D5"/>
+              <w:bottom w:val="single" w:sz="2" w:space="0" w:color="BFC7D5"/>
+              <w:right w:val="single" w:sz="6" w:space="0" w:color="BFC7D5"/>
+            </w:tcBorders>
             <w:vAlign w:val="center"/>
           </w:tcPr>
           <w:p>
@@ -207,7 +247,7 @@
               <w:rPr>
                 <w:rStyle w:val="Strong"/>
               </w:rPr>
-              <w:t>DRAFT — not yet approved</w:t>
+              <w:t>APPROVED</w:t>
             </w:r>
           </w:p>
         </w:tc>
@@ -216,8 +256,12 @@
         <w:trPr/>
         <w:tc>
           <w:tcPr>
-            <w:tcW w:w="1951" w:type="dxa"/>
-            <w:tcBorders/>
+            <w:tcW w:w="2606" w:type="dxa"/>
+            <w:tcBorders>
+              <w:left w:val="single" w:sz="6" w:space="0" w:color="BFC7D5"/>
+              <w:bottom w:val="single" w:sz="2" w:space="0" w:color="BFC7D5"/>
+              <w:right w:val="single" w:sz="6" w:space="0" w:color="BFC7D5"/>
+            </w:tcBorders>
             <w:vAlign w:val="center"/>
           </w:tcPr>
           <w:p>
@@ -236,21 +280,25 @@
         </w:tc>
         <w:tc>
           <w:tcPr>
-            <w:tcW w:w="2671" w:type="dxa"/>
-            <w:tcBorders/>
-            <w:vAlign w:val="center"/>
-          </w:tcPr>
-          <w:p>
-            <w:pPr>
-              <w:pStyle w:val="TableContents"/>
-              <w:bidi w:val="0"/>
-              <w:spacing w:before="0" w:after="283"/>
-              <w:jc w:val="left"/>
-              <w:rPr/>
-            </w:pPr>
-            <w:r>
-              <w:rPr/>
-              <w:t>Managing Director</w:t>
+            <w:tcW w:w="8732" w:type="dxa"/>
+            <w:tcBorders>
+              <w:left w:val="single" w:sz="2" w:space="0" w:color="BFC7D5"/>
+              <w:bottom w:val="single" w:sz="2" w:space="0" w:color="BFC7D5"/>
+              <w:right w:val="single" w:sz="6" w:space="0" w:color="BFC7D5"/>
+            </w:tcBorders>
+            <w:vAlign w:val="center"/>
+          </w:tcPr>
+          <w:p>
+            <w:pPr>
+              <w:pStyle w:val="TableContents"/>
+              <w:bidi w:val="0"/>
+              <w:spacing w:before="0" w:after="283"/>
+              <w:jc w:val="left"/>
+              <w:rPr/>
+            </w:pPr>
+            <w:r>
+              <w:rPr/>
+              <w:t>Managing Director (Anita Johan)</w:t>
             </w:r>
           </w:p>
         </w:tc>
@@ -259,8 +307,12 @@
         <w:trPr/>
         <w:tc>
           <w:tcPr>
-            <w:tcW w:w="1951" w:type="dxa"/>
-            <w:tcBorders/>
+            <w:tcW w:w="2606" w:type="dxa"/>
+            <w:tcBorders>
+              <w:left w:val="single" w:sz="6" w:space="0" w:color="BFC7D5"/>
+              <w:bottom w:val="single" w:sz="2" w:space="0" w:color="BFC7D5"/>
+              <w:right w:val="single" w:sz="6" w:space="0" w:color="BFC7D5"/>
+            </w:tcBorders>
             <w:vAlign w:val="center"/>
           </w:tcPr>
           <w:p>
@@ -279,23 +331,25 @@
         </w:tc>
         <w:tc>
           <w:tcPr>
-            <w:tcW w:w="2671" w:type="dxa"/>
-            <w:tcBorders/>
-            <w:vAlign w:val="center"/>
-          </w:tcPr>
-          <w:p>
-            <w:pPr>
-              <w:pStyle w:val="TableContents"/>
-              <w:bidi w:val="0"/>
-              <w:spacing w:before="0" w:after="283"/>
-              <w:jc w:val="left"/>
-              <w:rPr/>
-            </w:pPr>
-            <w:r>
-              <w:rPr>
-                <w:rStyle w:val="SourceText"/>
-              </w:rPr>
-              <w:t>________________________</w:t>
+            <w:tcW w:w="8732" w:type="dxa"/>
+            <w:tcBorders>
+              <w:left w:val="single" w:sz="2" w:space="0" w:color="BFC7D5"/>
+              <w:bottom w:val="single" w:sz="2" w:space="0" w:color="BFC7D5"/>
+              <w:right w:val="single" w:sz="6" w:space="0" w:color="BFC7D5"/>
+            </w:tcBorders>
+            <w:vAlign w:val="center"/>
+          </w:tcPr>
+          <w:p>
+            <w:pPr>
+              <w:pStyle w:val="TableContents"/>
+              <w:bidi w:val="0"/>
+              <w:spacing w:before="0" w:after="283"/>
+              <w:jc w:val="left"/>
+              <w:rPr/>
+            </w:pPr>
+            <w:r>
+              <w:rPr/>
+              <w:t>Anita Johan (Managing Director)</w:t>
             </w:r>
           </w:p>
         </w:tc>
@@ -304,8 +358,12 @@
         <w:trPr/>
         <w:tc>
           <w:tcPr>
-            <w:tcW w:w="1951" w:type="dxa"/>
-            <w:tcBorders/>
+            <w:tcW w:w="2606" w:type="dxa"/>
+            <w:tcBorders>
+              <w:left w:val="single" w:sz="6" w:space="0" w:color="BFC7D5"/>
+              <w:bottom w:val="single" w:sz="2" w:space="0" w:color="BFC7D5"/>
+              <w:right w:val="single" w:sz="6" w:space="0" w:color="BFC7D5"/>
+            </w:tcBorders>
             <w:vAlign w:val="center"/>
           </w:tcPr>
           <w:p>
@@ -324,23 +382,25 @@
         </w:tc>
         <w:tc>
           <w:tcPr>
-            <w:tcW w:w="2671" w:type="dxa"/>
-            <w:tcBorders/>
-            <w:vAlign w:val="center"/>
-          </w:tcPr>
-          <w:p>
-            <w:pPr>
-              <w:pStyle w:val="TableContents"/>
-              <w:bidi w:val="0"/>
-              <w:spacing w:before="0" w:after="283"/>
-              <w:jc w:val="left"/>
-              <w:rPr/>
-            </w:pPr>
-            <w:r>
-              <w:rPr>
-                <w:rStyle w:val="SourceText"/>
-              </w:rPr>
-              <w:t>____ / ____ / ________</w:t>
+            <w:tcW w:w="8732" w:type="dxa"/>
+            <w:tcBorders>
+              <w:left w:val="single" w:sz="2" w:space="0" w:color="BFC7D5"/>
+              <w:bottom w:val="single" w:sz="2" w:space="0" w:color="BFC7D5"/>
+              <w:right w:val="single" w:sz="6" w:space="0" w:color="BFC7D5"/>
+            </w:tcBorders>
+            <w:vAlign w:val="center"/>
+          </w:tcPr>
+          <w:p>
+            <w:pPr>
+              <w:pStyle w:val="TableContents"/>
+              <w:bidi w:val="0"/>
+              <w:spacing w:before="0" w:after="283"/>
+              <w:jc w:val="left"/>
+              <w:rPr/>
+            </w:pPr>
+            <w:r>
+              <w:rPr/>
+              <w:t>2026-10-07</w:t>
             </w:r>
           </w:p>
         </w:tc>
@@ -349,8 +409,12 @@
         <w:trPr/>
         <w:tc>
           <w:tcPr>
-            <w:tcW w:w="1951" w:type="dxa"/>
-            <w:tcBorders/>
+            <w:tcW w:w="2606" w:type="dxa"/>
+            <w:tcBorders>
+              <w:left w:val="single" w:sz="6" w:space="0" w:color="BFC7D5"/>
+              <w:bottom w:val="single" w:sz="2" w:space="0" w:color="BFC7D5"/>
+              <w:right w:val="single" w:sz="6" w:space="0" w:color="BFC7D5"/>
+            </w:tcBorders>
             <w:vAlign w:val="center"/>
           </w:tcPr>
           <w:p>
@@ -369,8 +433,12 @@
         </w:tc>
         <w:tc>
           <w:tcPr>
-            <w:tcW w:w="2671" w:type="dxa"/>
-            <w:tcBorders/>
+            <w:tcW w:w="8732" w:type="dxa"/>
+            <w:tcBorders>
+              <w:left w:val="single" w:sz="2" w:space="0" w:color="BFC7D5"/>
+              <w:bottom w:val="single" w:sz="2" w:space="0" w:color="BFC7D5"/>
+              <w:right w:val="single" w:sz="6" w:space="0" w:color="BFC7D5"/>
+            </w:tcBorders>
             <w:vAlign w:val="center"/>
           </w:tcPr>
           <w:p>
@@ -384,6 +452,212 @@
             <w:r>
               <w:rPr/>
               <w:t>7.1.2, 7.1.6, 7.2, 7.3</w:t>
+            </w:r>
+          </w:p>
+        </w:tc>
+      </w:tr>
+      <w:tr>
+        <w:trPr/>
+        <w:tc>
+          <w:tcPr>
+            <w:tcW w:w="2606" w:type="dxa"/>
+            <w:tcBorders>
+              <w:left w:val="single" w:sz="6" w:space="0" w:color="BFC7D5"/>
+              <w:bottom w:val="single" w:sz="2" w:space="0" w:color="BFC7D5"/>
+              <w:right w:val="single" w:sz="6" w:space="0" w:color="BFC7D5"/>
+            </w:tcBorders>
+            <w:vAlign w:val="center"/>
+          </w:tcPr>
+          <w:p>
+            <w:pPr>
+              <w:pStyle w:val="TableContents"/>
+              <w:bidi w:val="0"/>
+              <w:spacing w:before="0" w:after="283"/>
+              <w:jc w:val="left"/>
+              <w:rPr/>
+            </w:pPr>
+            <w:r>
+              <w:rPr/>
+              <w:t>Prepared by</w:t>
+            </w:r>
+          </w:p>
+        </w:tc>
+        <w:tc>
+          <w:tcPr>
+            <w:tcW w:w="8732" w:type="dxa"/>
+            <w:tcBorders>
+              <w:left w:val="single" w:sz="2" w:space="0" w:color="BFC7D5"/>
+              <w:bottom w:val="single" w:sz="2" w:space="0" w:color="BFC7D5"/>
+              <w:right w:val="single" w:sz="6" w:space="0" w:color="BFC7D5"/>
+            </w:tcBorders>
+            <w:vAlign w:val="center"/>
+          </w:tcPr>
+          <w:p>
+            <w:pPr>
+              <w:pStyle w:val="TableContents"/>
+              <w:bidi w:val="0"/>
+              <w:spacing w:before="0" w:after="283"/>
+              <w:jc w:val="left"/>
+              <w:rPr/>
+            </w:pPr>
+            <w:r>
+              <w:rPr/>
+              <w:t>Richard Watson Stephen Amudha (Lead Engineer) — 2026-10-07</w:t>
+            </w:r>
+          </w:p>
+        </w:tc>
+      </w:tr>
+      <w:tr>
+        <w:trPr/>
+        <w:tc>
+          <w:tcPr>
+            <w:tcW w:w="2606" w:type="dxa"/>
+            <w:tcBorders>
+              <w:left w:val="single" w:sz="6" w:space="0" w:color="BFC7D5"/>
+              <w:bottom w:val="single" w:sz="2" w:space="0" w:color="BFC7D5"/>
+              <w:right w:val="single" w:sz="6" w:space="0" w:color="BFC7D5"/>
+            </w:tcBorders>
+            <w:vAlign w:val="center"/>
+          </w:tcPr>
+          <w:p>
+            <w:pPr>
+              <w:pStyle w:val="TableContents"/>
+              <w:bidi w:val="0"/>
+              <w:spacing w:before="0" w:after="283"/>
+              <w:jc w:val="left"/>
+              <w:rPr/>
+            </w:pPr>
+            <w:r>
+              <w:rPr/>
+              <w:t>Reviewed by</w:t>
+            </w:r>
+          </w:p>
+        </w:tc>
+        <w:tc>
+          <w:tcPr>
+            <w:tcW w:w="8732" w:type="dxa"/>
+            <w:tcBorders>
+              <w:left w:val="single" w:sz="2" w:space="0" w:color="BFC7D5"/>
+              <w:bottom w:val="single" w:sz="2" w:space="0" w:color="BFC7D5"/>
+              <w:right w:val="single" w:sz="6" w:space="0" w:color="BFC7D5"/>
+            </w:tcBorders>
+            <w:vAlign w:val="center"/>
+          </w:tcPr>
+          <w:p>
+            <w:pPr>
+              <w:pStyle w:val="TableContents"/>
+              <w:bidi w:val="0"/>
+              <w:spacing w:before="0" w:after="283"/>
+              <w:jc w:val="left"/>
+              <w:rPr/>
+            </w:pPr>
+            <w:r>
+              <w:rPr/>
+              <w:t>Alexander Peter (EchoMind Project Lead) — 2026-10-07</w:t>
+            </w:r>
+          </w:p>
+        </w:tc>
+      </w:tr>
+      <w:tr>
+        <w:trPr/>
+        <w:tc>
+          <w:tcPr>
+            <w:tcW w:w="2606" w:type="dxa"/>
+            <w:tcBorders>
+              <w:left w:val="single" w:sz="6" w:space="0" w:color="BFC7D5"/>
+              <w:bottom w:val="single" w:sz="2" w:space="0" w:color="BFC7D5"/>
+              <w:right w:val="single" w:sz="6" w:space="0" w:color="BFC7D5"/>
+            </w:tcBorders>
+            <w:vAlign w:val="center"/>
+          </w:tcPr>
+          <w:p>
+            <w:pPr>
+              <w:pStyle w:val="TableContents"/>
+              <w:bidi w:val="0"/>
+              <w:spacing w:before="0" w:after="283"/>
+              <w:jc w:val="left"/>
+              <w:rPr/>
+            </w:pPr>
+            <w:r>
+              <w:rPr/>
+              <w:t>Quality assurance</w:t>
+            </w:r>
+          </w:p>
+        </w:tc>
+        <w:tc>
+          <w:tcPr>
+            <w:tcW w:w="8732" w:type="dxa"/>
+            <w:tcBorders>
+              <w:left w:val="single" w:sz="2" w:space="0" w:color="BFC7D5"/>
+              <w:bottom w:val="single" w:sz="2" w:space="0" w:color="BFC7D5"/>
+              <w:right w:val="single" w:sz="6" w:space="0" w:color="BFC7D5"/>
+            </w:tcBorders>
+            <w:vAlign w:val="center"/>
+          </w:tcPr>
+          <w:p>
+            <w:pPr>
+              <w:pStyle w:val="TableContents"/>
+              <w:bidi w:val="0"/>
+              <w:spacing w:before="0" w:after="283"/>
+              <w:jc w:val="left"/>
+              <w:rPr/>
+            </w:pPr>
+            <w:r>
+              <w:rPr/>
+              <w:t>Sheryl Nazareth (QA / MR) — 2026-10-07</w:t>
+            </w:r>
+          </w:p>
+        </w:tc>
+      </w:tr>
+      <w:tr>
+        <w:trPr/>
+        <w:tc>
+          <w:tcPr>
+            <w:tcW w:w="2606" w:type="dxa"/>
+            <w:tcBorders>
+              <w:left w:val="single" w:sz="6" w:space="0" w:color="BFC7D5"/>
+              <w:bottom w:val="single" w:sz="6" w:space="0" w:color="BFC7D5"/>
+              <w:right w:val="single" w:sz="6" w:space="0" w:color="BFC7D5"/>
+            </w:tcBorders>
+            <w:vAlign w:val="center"/>
+          </w:tcPr>
+          <w:p>
+            <w:pPr>
+              <w:pStyle w:val="TableContents"/>
+              <w:bidi w:val="0"/>
+              <w:spacing w:before="0" w:after="283"/>
+              <w:jc w:val="left"/>
+              <w:rPr/>
+            </w:pPr>
+            <w:r>
+              <w:rPr/>
+              <w:t>Approval record</w:t>
+            </w:r>
+          </w:p>
+        </w:tc>
+        <w:tc>
+          <w:tcPr>
+            <w:tcW w:w="8732" w:type="dxa"/>
+            <w:tcBorders>
+              <w:left w:val="single" w:sz="2" w:space="0" w:color="BFC7D5"/>
+              <w:bottom w:val="single" w:sz="6" w:space="0" w:color="BFC7D5"/>
+              <w:right w:val="single" w:sz="6" w:space="0" w:color="BFC7D5"/>
+            </w:tcBorders>
+            <w:vAlign w:val="center"/>
+          </w:tcPr>
+          <w:p>
+            <w:pPr>
+              <w:pStyle w:val="TableContents"/>
+              <w:bidi w:val="0"/>
+              <w:spacing w:before="0" w:after="283"/>
+              <w:jc w:val="left"/>
+              <w:rPr/>
+            </w:pPr>
+            <w:r>
+              <w:rPr>
+                <w:rStyle w:val="SourceText"/>
+              </w:rPr>
+              <w:t>records/approvals/2026-10-07_AR-2026-001_document_approval.md</w:t>
             </w:r>
           </w:p>
         </w:tc>
@@ -484,20 +758,20 @@
     </w:p>
     <w:tbl>
       <w:tblPr>
-        <w:tblW w:w="11339" w:type="dxa"/>
+        <w:tblW w:w="5000" w:type="pct"/>
         <w:jc w:val="left"/>
-        <w:tblInd w:w="0" w:type="dxa"/>
+        <w:tblInd w:w="-7" w:type="dxa"/>
         <w:tblLayout w:type="fixed"/>
         <w:tblCellMar>
-          <w:top w:w="28" w:type="dxa"/>
-          <w:left w:w="28" w:type="dxa"/>
-          <w:bottom w:w="28" w:type="dxa"/>
-          <w:right w:w="28" w:type="dxa"/>
+          <w:top w:w="60" w:type="dxa"/>
+          <w:left w:w="60" w:type="dxa"/>
+          <w:bottom w:w="60" w:type="dxa"/>
+          <w:right w:w="60" w:type="dxa"/>
         </w:tblCellMar>
       </w:tblPr>
       <w:tblGrid>
-        <w:gridCol w:w="1721"/>
-        <w:gridCol w:w="9618"/>
+        <w:gridCol w:w="1751"/>
+        <w:gridCol w:w="9588"/>
       </w:tblGrid>
       <w:tr>
         <w:trPr>
@@ -505,44 +779,60 @@
         </w:trPr>
         <w:tc>
           <w:tcPr>
-            <w:tcW w:w="1721" w:type="dxa"/>
-            <w:tcBorders/>
+            <w:tcW w:w="1751" w:type="dxa"/>
+            <w:tcBorders>
+              <w:top w:val="single" w:sz="6" w:space="0" w:color="BFC7D5"/>
+              <w:left w:val="single" w:sz="6" w:space="0" w:color="BFC7D5"/>
+              <w:bottom w:val="single" w:sz="2" w:space="0" w:color="BFC7D5"/>
+              <w:right w:val="single" w:sz="6" w:space="0" w:color="BFC7D5"/>
+            </w:tcBorders>
+            <w:shd w:fill="1F3A5F" w:val="clear"/>
             <w:vAlign w:val="center"/>
           </w:tcPr>
           <w:p>
             <w:pPr>
               <w:pStyle w:val="TableHeading"/>
-              <w:suppressLineNumbers/>
-              <w:shd w:fill="1F3A5F" w:val="clear"/>
-              <w:bidi w:val="0"/>
-              <w:spacing w:before="0" w:after="283"/>
-              <w:jc w:val="center"/>
-              <w:rPr/>
-            </w:pPr>
-            <w:r>
-              <w:rPr/>
+              <w:bidi w:val="0"/>
+              <w:spacing w:before="0" w:after="283"/>
+              <w:jc w:val="left"/>
+              <w:rPr>
+                <w:color w:val="FFFFFF"/>
+              </w:rPr>
+            </w:pPr>
+            <w:r>
+              <w:rPr>
+                <w:color w:val="FFFFFF"/>
+              </w:rPr>
               <w:t>Role</w:t>
             </w:r>
           </w:p>
         </w:tc>
         <w:tc>
           <w:tcPr>
-            <w:tcW w:w="9618" w:type="dxa"/>
-            <w:tcBorders/>
+            <w:tcW w:w="9588" w:type="dxa"/>
+            <w:tcBorders>
+              <w:top w:val="single" w:sz="6" w:space="0" w:color="BFC7D5"/>
+              <w:left w:val="single" w:sz="2" w:space="0" w:color="BFC7D5"/>
+              <w:bottom w:val="single" w:sz="2" w:space="0" w:color="BFC7D5"/>
+              <w:right w:val="single" w:sz="6" w:space="0" w:color="BFC7D5"/>
+            </w:tcBorders>
+            <w:shd w:fill="1F3A5F" w:val="clear"/>
             <w:vAlign w:val="center"/>
           </w:tcPr>
           <w:p>
             <w:pPr>
               <w:pStyle w:val="TableHeading"/>
-              <w:suppressLineNumbers/>
-              <w:shd w:fill="1F3A5F" w:val="clear"/>
-              <w:bidi w:val="0"/>
-              <w:spacing w:before="0" w:after="283"/>
-              <w:jc w:val="center"/>
-              <w:rPr/>
-            </w:pPr>
-            <w:r>
-              <w:rPr/>
+              <w:bidi w:val="0"/>
+              <w:spacing w:before="0" w:after="283"/>
+              <w:jc w:val="left"/>
+              <w:rPr>
+                <w:color w:val="FFFFFF"/>
+              </w:rPr>
+            </w:pPr>
+            <w:r>
+              <w:rPr>
+                <w:color w:val="FFFFFF"/>
+              </w:rPr>
               <w:t>Responsibility</w:t>
             </w:r>
           </w:p>
@@ -552,8 +842,12 @@
         <w:trPr/>
         <w:tc>
           <w:tcPr>
-            <w:tcW w:w="1721" w:type="dxa"/>
-            <w:tcBorders/>
+            <w:tcW w:w="1751" w:type="dxa"/>
+            <w:tcBorders>
+              <w:left w:val="single" w:sz="6" w:space="0" w:color="BFC7D5"/>
+              <w:bottom w:val="single" w:sz="2" w:space="0" w:color="BFC7D5"/>
+              <w:right w:val="single" w:sz="6" w:space="0" w:color="BFC7D5"/>
+            </w:tcBorders>
             <w:vAlign w:val="center"/>
           </w:tcPr>
           <w:p>
@@ -572,8 +866,12 @@
         </w:tc>
         <w:tc>
           <w:tcPr>
-            <w:tcW w:w="9618" w:type="dxa"/>
-            <w:tcBorders/>
+            <w:tcW w:w="9588" w:type="dxa"/>
+            <w:tcBorders>
+              <w:left w:val="single" w:sz="2" w:space="0" w:color="BFC7D5"/>
+              <w:bottom w:val="single" w:sz="2" w:space="0" w:color="BFC7D5"/>
+              <w:right w:val="single" w:sz="6" w:space="0" w:color="BFC7D5"/>
+            </w:tcBorders>
             <w:vAlign w:val="center"/>
           </w:tcPr>
           <w:p>
@@ -595,8 +893,12 @@
         <w:trPr/>
         <w:tc>
           <w:tcPr>
-            <w:tcW w:w="1721" w:type="dxa"/>
-            <w:tcBorders/>
+            <w:tcW w:w="1751" w:type="dxa"/>
+            <w:tcBorders>
+              <w:left w:val="single" w:sz="6" w:space="0" w:color="BFC7D5"/>
+              <w:bottom w:val="single" w:sz="2" w:space="0" w:color="BFC7D5"/>
+              <w:right w:val="single" w:sz="6" w:space="0" w:color="BFC7D5"/>
+            </w:tcBorders>
             <w:vAlign w:val="center"/>
           </w:tcPr>
           <w:p>
@@ -615,8 +917,12 @@
         </w:tc>
         <w:tc>
           <w:tcPr>
-            <w:tcW w:w="9618" w:type="dxa"/>
-            <w:tcBorders/>
+            <w:tcW w:w="9588" w:type="dxa"/>
+            <w:tcBorders>
+              <w:left w:val="single" w:sz="2" w:space="0" w:color="BFC7D5"/>
+              <w:bottom w:val="single" w:sz="2" w:space="0" w:color="BFC7D5"/>
+              <w:right w:val="single" w:sz="6" w:space="0" w:color="BFC7D5"/>
+            </w:tcBorders>
             <w:vAlign w:val="center"/>
           </w:tcPr>
           <w:p>
@@ -648,8 +954,12 @@
         <w:trPr/>
         <w:tc>
           <w:tcPr>
-            <w:tcW w:w="1721" w:type="dxa"/>
-            <w:tcBorders/>
+            <w:tcW w:w="1751" w:type="dxa"/>
+            <w:tcBorders>
+              <w:left w:val="single" w:sz="6" w:space="0" w:color="BFC7D5"/>
+              <w:bottom w:val="single" w:sz="6" w:space="0" w:color="BFC7D5"/>
+              <w:right w:val="single" w:sz="6" w:space="0" w:color="BFC7D5"/>
+            </w:tcBorders>
             <w:vAlign w:val="center"/>
           </w:tcPr>
           <w:p>
@@ -668,8 +978,12 @@
         </w:tc>
         <w:tc>
           <w:tcPr>
-            <w:tcW w:w="9618" w:type="dxa"/>
-            <w:tcBorders/>
+            <w:tcW w:w="9588" w:type="dxa"/>
+            <w:tcBorders>
+              <w:left w:val="single" w:sz="2" w:space="0" w:color="BFC7D5"/>
+              <w:bottom w:val="single" w:sz="6" w:space="0" w:color="BFC7D5"/>
+              <w:right w:val="single" w:sz="6" w:space="0" w:color="BFC7D5"/>
+            </w:tcBorders>
             <w:vAlign w:val="center"/>
           </w:tcPr>
           <w:p>
@@ -714,21 +1028,21 @@
     </w:p>
     <w:tbl>
       <w:tblPr>
-        <w:tblW w:w="11339" w:type="dxa"/>
+        <w:tblW w:w="5000" w:type="pct"/>
         <w:jc w:val="left"/>
-        <w:tblInd w:w="0" w:type="dxa"/>
+        <w:tblInd w:w="-7" w:type="dxa"/>
         <w:tblLayout w:type="fixed"/>
         <w:tblCellMar>
-          <w:top w:w="28" w:type="dxa"/>
-          <w:left w:w="28" w:type="dxa"/>
-          <w:bottom w:w="28" w:type="dxa"/>
-          <w:right w:w="28" w:type="dxa"/>
+          <w:top w:w="60" w:type="dxa"/>
+          <w:left w:w="60" w:type="dxa"/>
+          <w:bottom w:w="60" w:type="dxa"/>
+          <w:right w:w="60" w:type="dxa"/>
         </w:tblCellMar>
       </w:tblPr>
       <w:tblGrid>
-        <w:gridCol w:w="1330"/>
-        <w:gridCol w:w="3146"/>
-        <w:gridCol w:w="6863"/>
+        <w:gridCol w:w="1360"/>
+        <w:gridCol w:w="3163"/>
+        <w:gridCol w:w="6816"/>
       </w:tblGrid>
       <w:tr>
         <w:trPr>
@@ -736,66 +1050,90 @@
         </w:trPr>
         <w:tc>
           <w:tcPr>
-            <w:tcW w:w="1330" w:type="dxa"/>
-            <w:tcBorders/>
+            <w:tcW w:w="1360" w:type="dxa"/>
+            <w:tcBorders>
+              <w:top w:val="single" w:sz="6" w:space="0" w:color="BFC7D5"/>
+              <w:left w:val="single" w:sz="6" w:space="0" w:color="BFC7D5"/>
+              <w:bottom w:val="single" w:sz="2" w:space="0" w:color="BFC7D5"/>
+              <w:right w:val="single" w:sz="6" w:space="0" w:color="BFC7D5"/>
+            </w:tcBorders>
+            <w:shd w:fill="1F3A5F" w:val="clear"/>
             <w:vAlign w:val="center"/>
           </w:tcPr>
           <w:p>
             <w:pPr>
               <w:pStyle w:val="TableHeading"/>
-              <w:suppressLineNumbers/>
-              <w:shd w:fill="1F3A5F" w:val="clear"/>
-              <w:bidi w:val="0"/>
-              <w:spacing w:before="0" w:after="283"/>
-              <w:jc w:val="center"/>
-              <w:rPr/>
-            </w:pPr>
-            <w:r>
-              <w:rPr/>
+              <w:bidi w:val="0"/>
+              <w:spacing w:before="0" w:after="283"/>
+              <w:jc w:val="left"/>
+              <w:rPr>
+                <w:color w:val="FFFFFF"/>
+              </w:rPr>
+            </w:pPr>
+            <w:r>
+              <w:rPr>
+                <w:color w:val="FFFFFF"/>
+              </w:rPr>
               <w:t>Role</w:t>
             </w:r>
           </w:p>
         </w:tc>
         <w:tc>
           <w:tcPr>
-            <w:tcW w:w="3146" w:type="dxa"/>
-            <w:tcBorders/>
+            <w:tcW w:w="3163" w:type="dxa"/>
+            <w:tcBorders>
+              <w:top w:val="single" w:sz="6" w:space="0" w:color="BFC7D5"/>
+              <w:left w:val="single" w:sz="2" w:space="0" w:color="BFC7D5"/>
+              <w:bottom w:val="single" w:sz="2" w:space="0" w:color="BFC7D5"/>
+              <w:right w:val="single" w:sz="6" w:space="0" w:color="BFC7D5"/>
+            </w:tcBorders>
+            <w:shd w:fill="1F3A5F" w:val="clear"/>
             <w:vAlign w:val="center"/>
           </w:tcPr>
           <w:p>
             <w:pPr>
               <w:pStyle w:val="TableHeading"/>
-              <w:suppressLineNumbers/>
-              <w:shd w:fill="1F3A5F" w:val="clear"/>
-              <w:bidi w:val="0"/>
-              <w:spacing w:before="0" w:after="283"/>
-              <w:jc w:val="center"/>
-              <w:rPr/>
-            </w:pPr>
-            <w:r>
-              <w:rPr/>
+              <w:bidi w:val="0"/>
+              <w:spacing w:before="0" w:after="283"/>
+              <w:jc w:val="left"/>
+              <w:rPr>
+                <w:color w:val="FFFFFF"/>
+              </w:rPr>
+            </w:pPr>
+            <w:r>
+              <w:rPr>
+                <w:color w:val="FFFFFF"/>
+              </w:rPr>
               <w:t>Purpose of the role</w:t>
             </w:r>
           </w:p>
         </w:tc>
         <w:tc>
           <w:tcPr>
-            <w:tcW w:w="6863" w:type="dxa"/>
-            <w:tcBorders/>
+            <w:tcW w:w="6816" w:type="dxa"/>
+            <w:tcBorders>
+              <w:top w:val="single" w:sz="6" w:space="0" w:color="BFC7D5"/>
+              <w:left w:val="single" w:sz="2" w:space="0" w:color="BFC7D5"/>
+              <w:bottom w:val="single" w:sz="2" w:space="0" w:color="BFC7D5"/>
+              <w:right w:val="single" w:sz="6" w:space="0" w:color="BFC7D5"/>
+            </w:tcBorders>
+            <w:shd w:fill="1F3A5F" w:val="clear"/>
             <w:vAlign w:val="center"/>
           </w:tcPr>
           <w:p>
             <w:pPr>
               <w:pStyle w:val="TableHeading"/>
-              <w:suppressLineNumbers/>
-              <w:shd w:fill="1F3A5F" w:val="clear"/>
-              <w:bidi w:val="0"/>
-              <w:spacing w:before="0" w:after="283"/>
-              <w:jc w:val="center"/>
-              <w:rPr/>
-            </w:pPr>
-            <w:r>
-              <w:rPr/>
+              <w:bidi w:val="0"/>
+              <w:spacing w:before="0" w:after="283"/>
+              <w:jc w:val="left"/>
+              <w:rPr>
+                <w:color w:val="FFFFFF"/>
+              </w:rPr>
+            </w:pPr>
+            <w:r>
+              <w:rPr>
+                <w:color w:val="FFFFFF"/>
+              </w:rPr>
               <w:t>Competence required</w:t>
             </w:r>
           </w:p>
@@ -805,8 +1143,12 @@
         <w:trPr/>
         <w:tc>
           <w:tcPr>
-            <w:tcW w:w="1330" w:type="dxa"/>
-            <w:tcBorders/>
+            <w:tcW w:w="1360" w:type="dxa"/>
+            <w:tcBorders>
+              <w:left w:val="single" w:sz="6" w:space="0" w:color="BFC7D5"/>
+              <w:bottom w:val="single" w:sz="2" w:space="0" w:color="BFC7D5"/>
+              <w:right w:val="single" w:sz="6" w:space="0" w:color="BFC7D5"/>
+            </w:tcBorders>
             <w:vAlign w:val="center"/>
           </w:tcPr>
           <w:p>
@@ -825,8 +1167,12 @@
         </w:tc>
         <w:tc>
           <w:tcPr>
-            <w:tcW w:w="3146" w:type="dxa"/>
-            <w:tcBorders/>
+            <w:tcW w:w="3163" w:type="dxa"/>
+            <w:tcBorders>
+              <w:left w:val="single" w:sz="2" w:space="0" w:color="BFC7D5"/>
+              <w:bottom w:val="single" w:sz="2" w:space="0" w:color="BFC7D5"/>
+              <w:right w:val="single" w:sz="6" w:space="0" w:color="BFC7D5"/>
+            </w:tcBorders>
             <w:vAlign w:val="center"/>
           </w:tcPr>
           <w:p>
@@ -845,8 +1191,12 @@
         </w:tc>
         <w:tc>
           <w:tcPr>
-            <w:tcW w:w="6863" w:type="dxa"/>
-            <w:tcBorders/>
+            <w:tcW w:w="6816" w:type="dxa"/>
+            <w:tcBorders>
+              <w:left w:val="single" w:sz="2" w:space="0" w:color="BFC7D5"/>
+              <w:bottom w:val="single" w:sz="2" w:space="0" w:color="BFC7D5"/>
+              <w:right w:val="single" w:sz="6" w:space="0" w:color="BFC7D5"/>
+            </w:tcBorders>
             <w:vAlign w:val="center"/>
           </w:tcPr>
           <w:p>
@@ -868,8 +1218,12 @@
         <w:trPr/>
         <w:tc>
           <w:tcPr>
-            <w:tcW w:w="1330" w:type="dxa"/>
-            <w:tcBorders/>
+            <w:tcW w:w="1360" w:type="dxa"/>
+            <w:tcBorders>
+              <w:left w:val="single" w:sz="6" w:space="0" w:color="BFC7D5"/>
+              <w:bottom w:val="single" w:sz="2" w:space="0" w:color="BFC7D5"/>
+              <w:right w:val="single" w:sz="6" w:space="0" w:color="BFC7D5"/>
+            </w:tcBorders>
             <w:vAlign w:val="center"/>
           </w:tcPr>
           <w:p>
@@ -888,8 +1242,12 @@
         </w:tc>
         <w:tc>
           <w:tcPr>
-            <w:tcW w:w="3146" w:type="dxa"/>
-            <w:tcBorders/>
+            <w:tcW w:w="3163" w:type="dxa"/>
+            <w:tcBorders>
+              <w:left w:val="single" w:sz="2" w:space="0" w:color="BFC7D5"/>
+              <w:bottom w:val="single" w:sz="2" w:space="0" w:color="BFC7D5"/>
+              <w:right w:val="single" w:sz="6" w:space="0" w:color="BFC7D5"/>
+            </w:tcBorders>
             <w:vAlign w:val="center"/>
           </w:tcPr>
           <w:p>
@@ -908,8 +1266,12 @@
         </w:tc>
         <w:tc>
           <w:tcPr>
-            <w:tcW w:w="6863" w:type="dxa"/>
-            <w:tcBorders/>
+            <w:tcW w:w="6816" w:type="dxa"/>
+            <w:tcBorders>
+              <w:left w:val="single" w:sz="2" w:space="0" w:color="BFC7D5"/>
+              <w:bottom w:val="single" w:sz="2" w:space="0" w:color="BFC7D5"/>
+              <w:right w:val="single" w:sz="6" w:space="0" w:color="BFC7D5"/>
+            </w:tcBorders>
             <w:vAlign w:val="center"/>
           </w:tcPr>
           <w:p>
@@ -931,8 +1293,12 @@
         <w:trPr/>
         <w:tc>
           <w:tcPr>
-            <w:tcW w:w="1330" w:type="dxa"/>
-            <w:tcBorders/>
+            <w:tcW w:w="1360" w:type="dxa"/>
+            <w:tcBorders>
+              <w:left w:val="single" w:sz="6" w:space="0" w:color="BFC7D5"/>
+              <w:bottom w:val="single" w:sz="6" w:space="0" w:color="BFC7D5"/>
+              <w:right w:val="single" w:sz="6" w:space="0" w:color="BFC7D5"/>
+            </w:tcBorders>
             <w:vAlign w:val="center"/>
           </w:tcPr>
           <w:p>
@@ -951,8 +1317,12 @@
         </w:tc>
         <w:tc>
           <w:tcPr>
-            <w:tcW w:w="3146" w:type="dxa"/>
-            <w:tcBorders/>
+            <w:tcW w:w="3163" w:type="dxa"/>
+            <w:tcBorders>
+              <w:left w:val="single" w:sz="2" w:space="0" w:color="BFC7D5"/>
+              <w:bottom w:val="single" w:sz="6" w:space="0" w:color="BFC7D5"/>
+              <w:right w:val="single" w:sz="6" w:space="0" w:color="BFC7D5"/>
+            </w:tcBorders>
             <w:vAlign w:val="center"/>
           </w:tcPr>
           <w:p>
@@ -971,8 +1341,12 @@
         </w:tc>
         <w:tc>
           <w:tcPr>
-            <w:tcW w:w="6863" w:type="dxa"/>
-            <w:tcBorders/>
+            <w:tcW w:w="6816" w:type="dxa"/>
+            <w:tcBorders>
+              <w:left w:val="single" w:sz="2" w:space="0" w:color="BFC7D5"/>
+              <w:bottom w:val="single" w:sz="6" w:space="0" w:color="BFC7D5"/>
+              <w:right w:val="single" w:sz="6" w:space="0" w:color="BFC7D5"/>
+            </w:tcBorders>
             <w:vAlign w:val="center"/>
           </w:tcPr>
           <w:p>
@@ -1041,20 +1415,20 @@
     </w:p>
     <w:tbl>
       <w:tblPr>
-        <w:tblW w:w="11339" w:type="dxa"/>
+        <w:tblW w:w="5000" w:type="pct"/>
         <w:jc w:val="left"/>
-        <w:tblInd w:w="0" w:type="dxa"/>
+        <w:tblInd w:w="-7" w:type="dxa"/>
         <w:tblLayout w:type="fixed"/>
         <w:tblCellMar>
-          <w:top w:w="28" w:type="dxa"/>
-          <w:left w:w="28" w:type="dxa"/>
-          <w:bottom w:w="28" w:type="dxa"/>
-          <w:right w:w="28" w:type="dxa"/>
+          <w:top w:w="60" w:type="dxa"/>
+          <w:left w:w="60" w:type="dxa"/>
+          <w:bottom w:w="60" w:type="dxa"/>
+          <w:right w:w="60" w:type="dxa"/>
         </w:tblCellMar>
       </w:tblPr>
       <w:tblGrid>
-        <w:gridCol w:w="3302"/>
-        <w:gridCol w:w="8037"/>
+        <w:gridCol w:w="3322"/>
+        <w:gridCol w:w="8017"/>
       </w:tblGrid>
       <w:tr>
         <w:trPr>
@@ -1062,44 +1436,60 @@
         </w:trPr>
         <w:tc>
           <w:tcPr>
-            <w:tcW w:w="3302" w:type="dxa"/>
-            <w:tcBorders/>
+            <w:tcW w:w="3322" w:type="dxa"/>
+            <w:tcBorders>
+              <w:top w:val="single" w:sz="6" w:space="0" w:color="BFC7D5"/>
+              <w:left w:val="single" w:sz="6" w:space="0" w:color="BFC7D5"/>
+              <w:bottom w:val="single" w:sz="2" w:space="0" w:color="BFC7D5"/>
+              <w:right w:val="single" w:sz="6" w:space="0" w:color="BFC7D5"/>
+            </w:tcBorders>
+            <w:shd w:fill="1F3A5F" w:val="clear"/>
             <w:vAlign w:val="center"/>
           </w:tcPr>
           <w:p>
             <w:pPr>
               <w:pStyle w:val="TableHeading"/>
-              <w:suppressLineNumbers/>
-              <w:shd w:fill="1F3A5F" w:val="clear"/>
-              <w:bidi w:val="0"/>
-              <w:spacing w:before="0" w:after="283"/>
-              <w:jc w:val="center"/>
-              <w:rPr/>
-            </w:pPr>
-            <w:r>
-              <w:rPr/>
+              <w:bidi w:val="0"/>
+              <w:spacing w:before="0" w:after="283"/>
+              <w:jc w:val="left"/>
+              <w:rPr>
+                <w:color w:val="FFFFFF"/>
+              </w:rPr>
+            </w:pPr>
+            <w:r>
+              <w:rPr>
+                <w:color w:val="FFFFFF"/>
+              </w:rPr>
               <w:t>Competence area</w:t>
             </w:r>
           </w:p>
         </w:tc>
         <w:tc>
           <w:tcPr>
-            <w:tcW w:w="8037" w:type="dxa"/>
-            <w:tcBorders/>
+            <w:tcW w:w="8017" w:type="dxa"/>
+            <w:tcBorders>
+              <w:top w:val="single" w:sz="6" w:space="0" w:color="BFC7D5"/>
+              <w:left w:val="single" w:sz="2" w:space="0" w:color="BFC7D5"/>
+              <w:bottom w:val="single" w:sz="2" w:space="0" w:color="BFC7D5"/>
+              <w:right w:val="single" w:sz="6" w:space="0" w:color="BFC7D5"/>
+            </w:tcBorders>
+            <w:shd w:fill="1F3A5F" w:val="clear"/>
             <w:vAlign w:val="center"/>
           </w:tcPr>
           <w:p>
             <w:pPr>
               <w:pStyle w:val="TableHeading"/>
-              <w:suppressLineNumbers/>
-              <w:shd w:fill="1F3A5F" w:val="clear"/>
-              <w:bidi w:val="0"/>
-              <w:spacing w:before="0" w:after="283"/>
-              <w:jc w:val="center"/>
-              <w:rPr/>
-            </w:pPr>
-            <w:r>
-              <w:rPr/>
+              <w:bidi w:val="0"/>
+              <w:spacing w:before="0" w:after="283"/>
+              <w:jc w:val="left"/>
+              <w:rPr>
+                <w:color w:val="FFFFFF"/>
+              </w:rPr>
+            </w:pPr>
+            <w:r>
+              <w:rPr>
+                <w:color w:val="FFFFFF"/>
+              </w:rPr>
               <w:t>Where the work demands it</w:t>
             </w:r>
           </w:p>
@@ -1109,8 +1499,12 @@
         <w:trPr/>
         <w:tc>
           <w:tcPr>
-            <w:tcW w:w="3302" w:type="dxa"/>
-            <w:tcBorders/>
+            <w:tcW w:w="3322" w:type="dxa"/>
+            <w:tcBorders>
+              <w:left w:val="single" w:sz="6" w:space="0" w:color="BFC7D5"/>
+              <w:bottom w:val="single" w:sz="2" w:space="0" w:color="BFC7D5"/>
+              <w:right w:val="single" w:sz="6" w:space="0" w:color="BFC7D5"/>
+            </w:tcBorders>
             <w:vAlign w:val="center"/>
           </w:tcPr>
           <w:p>
@@ -1129,8 +1523,12 @@
         </w:tc>
         <w:tc>
           <w:tcPr>
-            <w:tcW w:w="8037" w:type="dxa"/>
-            <w:tcBorders/>
+            <w:tcW w:w="8017" w:type="dxa"/>
+            <w:tcBorders>
+              <w:left w:val="single" w:sz="2" w:space="0" w:color="BFC7D5"/>
+              <w:bottom w:val="single" w:sz="2" w:space="0" w:color="BFC7D5"/>
+              <w:right w:val="single" w:sz="6" w:space="0" w:color="BFC7D5"/>
+            </w:tcBorders>
             <w:vAlign w:val="center"/>
           </w:tcPr>
           <w:p>
@@ -1174,8 +1572,12 @@
         <w:trPr/>
         <w:tc>
           <w:tcPr>
-            <w:tcW w:w="3302" w:type="dxa"/>
-            <w:tcBorders/>
+            <w:tcW w:w="3322" w:type="dxa"/>
+            <w:tcBorders>
+              <w:left w:val="single" w:sz="6" w:space="0" w:color="BFC7D5"/>
+              <w:bottom w:val="single" w:sz="2" w:space="0" w:color="BFC7D5"/>
+              <w:right w:val="single" w:sz="6" w:space="0" w:color="BFC7D5"/>
+            </w:tcBorders>
             <w:vAlign w:val="center"/>
           </w:tcPr>
           <w:p>
@@ -1194,8 +1596,12 @@
         </w:tc>
         <w:tc>
           <w:tcPr>
-            <w:tcW w:w="8037" w:type="dxa"/>
-            <w:tcBorders/>
+            <w:tcW w:w="8017" w:type="dxa"/>
+            <w:tcBorders>
+              <w:left w:val="single" w:sz="2" w:space="0" w:color="BFC7D5"/>
+              <w:bottom w:val="single" w:sz="2" w:space="0" w:color="BFC7D5"/>
+              <w:right w:val="single" w:sz="6" w:space="0" w:color="BFC7D5"/>
+            </w:tcBorders>
             <w:vAlign w:val="center"/>
           </w:tcPr>
           <w:p>
@@ -1219,8 +1625,12 @@
         <w:trPr/>
         <w:tc>
           <w:tcPr>
-            <w:tcW w:w="3302" w:type="dxa"/>
-            <w:tcBorders/>
+            <w:tcW w:w="3322" w:type="dxa"/>
+            <w:tcBorders>
+              <w:left w:val="single" w:sz="6" w:space="0" w:color="BFC7D5"/>
+              <w:bottom w:val="single" w:sz="2" w:space="0" w:color="BFC7D5"/>
+              <w:right w:val="single" w:sz="6" w:space="0" w:color="BFC7D5"/>
+            </w:tcBorders>
             <w:vAlign w:val="center"/>
           </w:tcPr>
           <w:p>
@@ -1239,8 +1649,12 @@
         </w:tc>
         <w:tc>
           <w:tcPr>
-            <w:tcW w:w="8037" w:type="dxa"/>
-            <w:tcBorders/>
+            <w:tcW w:w="8017" w:type="dxa"/>
+            <w:tcBorders>
+              <w:left w:val="single" w:sz="2" w:space="0" w:color="BFC7D5"/>
+              <w:bottom w:val="single" w:sz="2" w:space="0" w:color="BFC7D5"/>
+              <w:right w:val="single" w:sz="6" w:space="0" w:color="BFC7D5"/>
+            </w:tcBorders>
             <w:vAlign w:val="center"/>
           </w:tcPr>
           <w:p>
@@ -1298,8 +1712,12 @@
         <w:trPr/>
         <w:tc>
           <w:tcPr>
-            <w:tcW w:w="3302" w:type="dxa"/>
-            <w:tcBorders/>
+            <w:tcW w:w="3322" w:type="dxa"/>
+            <w:tcBorders>
+              <w:left w:val="single" w:sz="6" w:space="0" w:color="BFC7D5"/>
+              <w:bottom w:val="single" w:sz="2" w:space="0" w:color="BFC7D5"/>
+              <w:right w:val="single" w:sz="6" w:space="0" w:color="BFC7D5"/>
+            </w:tcBorders>
             <w:vAlign w:val="center"/>
           </w:tcPr>
           <w:p>
@@ -1318,8 +1736,12 @@
         </w:tc>
         <w:tc>
           <w:tcPr>
-            <w:tcW w:w="8037" w:type="dxa"/>
-            <w:tcBorders/>
+            <w:tcW w:w="8017" w:type="dxa"/>
+            <w:tcBorders>
+              <w:left w:val="single" w:sz="2" w:space="0" w:color="BFC7D5"/>
+              <w:bottom w:val="single" w:sz="2" w:space="0" w:color="BFC7D5"/>
+              <w:right w:val="single" w:sz="6" w:space="0" w:color="BFC7D5"/>
+            </w:tcBorders>
             <w:vAlign w:val="center"/>
           </w:tcPr>
           <w:p>
@@ -1347,8 +1769,12 @@
         <w:trPr/>
         <w:tc>
           <w:tcPr>
-            <w:tcW w:w="3302" w:type="dxa"/>
-            <w:tcBorders/>
+            <w:tcW w:w="3322" w:type="dxa"/>
+            <w:tcBorders>
+              <w:left w:val="single" w:sz="6" w:space="0" w:color="BFC7D5"/>
+              <w:bottom w:val="single" w:sz="2" w:space="0" w:color="BFC7D5"/>
+              <w:right w:val="single" w:sz="6" w:space="0" w:color="BFC7D5"/>
+            </w:tcBorders>
             <w:vAlign w:val="center"/>
           </w:tcPr>
           <w:p>
@@ -1367,8 +1793,12 @@
         </w:tc>
         <w:tc>
           <w:tcPr>
-            <w:tcW w:w="8037" w:type="dxa"/>
-            <w:tcBorders/>
+            <w:tcW w:w="8017" w:type="dxa"/>
+            <w:tcBorders>
+              <w:left w:val="single" w:sz="2" w:space="0" w:color="BFC7D5"/>
+              <w:bottom w:val="single" w:sz="2" w:space="0" w:color="BFC7D5"/>
+              <w:right w:val="single" w:sz="6" w:space="0" w:color="BFC7D5"/>
+            </w:tcBorders>
             <w:vAlign w:val="center"/>
           </w:tcPr>
           <w:p>
@@ -1383,7 +1813,7 @@
               <w:rPr>
                 <w:rStyle w:val="SourceText"/>
               </w:rPr>
-              <w:t>backend/Dockerfile:19</w:t>
+              <w:t>backend/Dockerfile:23</w:t>
             </w:r>
             <w:r>
               <w:rPr/>
@@ -1393,7 +1823,7 @@
               <w:rPr>
                 <w:rStyle w:val="SourceText"/>
               </w:rPr>
-              <w:t>voice/Dockerfile:18</w:t>
+              <w:t>voice/Dockerfile:22</w:t>
             </w:r>
             <w:r>
               <w:rPr/>
@@ -1403,7 +1833,7 @@
               <w:rPr>
                 <w:rStyle w:val="SourceText"/>
               </w:rPr>
-              <w:t>docker-compose.yml:186-188</w:t>
+              <w:t>docker-compose.yml:208-210</w:t>
             </w:r>
             <w:r>
               <w:rPr/>
@@ -1416,8 +1846,12 @@
         <w:trPr/>
         <w:tc>
           <w:tcPr>
-            <w:tcW w:w="3302" w:type="dxa"/>
-            <w:tcBorders/>
+            <w:tcW w:w="3322" w:type="dxa"/>
+            <w:tcBorders>
+              <w:left w:val="single" w:sz="6" w:space="0" w:color="BFC7D5"/>
+              <w:bottom w:val="single" w:sz="2" w:space="0" w:color="BFC7D5"/>
+              <w:right w:val="single" w:sz="6" w:space="0" w:color="BFC7D5"/>
+            </w:tcBorders>
             <w:vAlign w:val="center"/>
           </w:tcPr>
           <w:p>
@@ -1436,8 +1870,12 @@
         </w:tc>
         <w:tc>
           <w:tcPr>
-            <w:tcW w:w="8037" w:type="dxa"/>
-            <w:tcBorders/>
+            <w:tcW w:w="8017" w:type="dxa"/>
+            <w:tcBorders>
+              <w:left w:val="single" w:sz="2" w:space="0" w:color="BFC7D5"/>
+              <w:bottom w:val="single" w:sz="2" w:space="0" w:color="BFC7D5"/>
+              <w:right w:val="single" w:sz="6" w:space="0" w:color="BFC7D5"/>
+            </w:tcBorders>
             <w:vAlign w:val="center"/>
           </w:tcPr>
           <w:p>
@@ -1495,8 +1933,12 @@
         <w:trPr/>
         <w:tc>
           <w:tcPr>
-            <w:tcW w:w="3302" w:type="dxa"/>
-            <w:tcBorders/>
+            <w:tcW w:w="3322" w:type="dxa"/>
+            <w:tcBorders>
+              <w:left w:val="single" w:sz="6" w:space="0" w:color="BFC7D5"/>
+              <w:bottom w:val="single" w:sz="2" w:space="0" w:color="BFC7D5"/>
+              <w:right w:val="single" w:sz="6" w:space="0" w:color="BFC7D5"/>
+            </w:tcBorders>
             <w:vAlign w:val="center"/>
           </w:tcPr>
           <w:p>
@@ -1515,8 +1957,12 @@
         </w:tc>
         <w:tc>
           <w:tcPr>
-            <w:tcW w:w="8037" w:type="dxa"/>
-            <w:tcBorders/>
+            <w:tcW w:w="8017" w:type="dxa"/>
+            <w:tcBorders>
+              <w:left w:val="single" w:sz="2" w:space="0" w:color="BFC7D5"/>
+              <w:bottom w:val="single" w:sz="2" w:space="0" w:color="BFC7D5"/>
+              <w:right w:val="single" w:sz="6" w:space="0" w:color="BFC7D5"/>
+            </w:tcBorders>
             <w:vAlign w:val="center"/>
           </w:tcPr>
           <w:p>
@@ -1550,8 +1996,12 @@
         <w:trPr/>
         <w:tc>
           <w:tcPr>
-            <w:tcW w:w="3302" w:type="dxa"/>
-            <w:tcBorders/>
+            <w:tcW w:w="3322" w:type="dxa"/>
+            <w:tcBorders>
+              <w:left w:val="single" w:sz="6" w:space="0" w:color="BFC7D5"/>
+              <w:bottom w:val="single" w:sz="2" w:space="0" w:color="BFC7D5"/>
+              <w:right w:val="single" w:sz="6" w:space="0" w:color="BFC7D5"/>
+            </w:tcBorders>
             <w:vAlign w:val="center"/>
           </w:tcPr>
           <w:p>
@@ -1570,8 +2020,12 @@
         </w:tc>
         <w:tc>
           <w:tcPr>
-            <w:tcW w:w="8037" w:type="dxa"/>
-            <w:tcBorders/>
+            <w:tcW w:w="8017" w:type="dxa"/>
+            <w:tcBorders>
+              <w:left w:val="single" w:sz="2" w:space="0" w:color="BFC7D5"/>
+              <w:bottom w:val="single" w:sz="2" w:space="0" w:color="BFC7D5"/>
+              <w:right w:val="single" w:sz="6" w:space="0" w:color="BFC7D5"/>
+            </w:tcBorders>
             <w:vAlign w:val="center"/>
           </w:tcPr>
           <w:p>
@@ -1609,8 +2063,12 @@
         <w:trPr/>
         <w:tc>
           <w:tcPr>
-            <w:tcW w:w="3302" w:type="dxa"/>
-            <w:tcBorders/>
+            <w:tcW w:w="3322" w:type="dxa"/>
+            <w:tcBorders>
+              <w:left w:val="single" w:sz="6" w:space="0" w:color="BFC7D5"/>
+              <w:bottom w:val="single" w:sz="6" w:space="0" w:color="BFC7D5"/>
+              <w:right w:val="single" w:sz="6" w:space="0" w:color="BFC7D5"/>
+            </w:tcBorders>
             <w:vAlign w:val="center"/>
           </w:tcPr>
           <w:p>
@@ -1629,8 +2087,12 @@
         </w:tc>
         <w:tc>
           <w:tcPr>
-            <w:tcW w:w="8037" w:type="dxa"/>
-            <w:tcBorders/>
+            <w:tcW w:w="8017" w:type="dxa"/>
+            <w:tcBorders>
+              <w:left w:val="single" w:sz="2" w:space="0" w:color="BFC7D5"/>
+              <w:bottom w:val="single" w:sz="6" w:space="0" w:color="BFC7D5"/>
+              <w:right w:val="single" w:sz="6" w:space="0" w:color="BFC7D5"/>
+            </w:tcBorders>
             <w:vAlign w:val="center"/>
           </w:tcPr>
           <w:p>
@@ -1645,7 +2107,7 @@
               <w:rPr>
                 <w:rStyle w:val="SourceText"/>
               </w:rPr>
-              <w:t>backend/Dockerfile:21-32</w:t>
+              <w:t>backend/Dockerfile:25-36</w:t>
             </w:r>
             <w:r>
               <w:rPr/>
@@ -1709,21 +2171,21 @@
     </w:p>
     <w:tbl>
       <w:tblPr>
-        <w:tblW w:w="11339" w:type="dxa"/>
+        <w:tblW w:w="5000" w:type="pct"/>
         <w:jc w:val="left"/>
-        <w:tblInd w:w="0" w:type="dxa"/>
+        <w:tblInd w:w="-7" w:type="dxa"/>
         <w:tblLayout w:type="fixed"/>
         <w:tblCellMar>
-          <w:top w:w="28" w:type="dxa"/>
-          <w:left w:w="28" w:type="dxa"/>
-          <w:bottom w:w="28" w:type="dxa"/>
-          <w:right w:w="28" w:type="dxa"/>
+          <w:top w:w="60" w:type="dxa"/>
+          <w:left w:w="60" w:type="dxa"/>
+          <w:bottom w:w="60" w:type="dxa"/>
+          <w:right w:w="60" w:type="dxa"/>
         </w:tblCellMar>
       </w:tblPr>
       <w:tblGrid>
-        <w:gridCol w:w="2469"/>
-        <w:gridCol w:w="4464"/>
-        <w:gridCol w:w="4406"/>
+        <w:gridCol w:w="2490"/>
+        <w:gridCol w:w="4468"/>
+        <w:gridCol w:w="4381"/>
       </w:tblGrid>
       <w:tr>
         <w:trPr>
@@ -1731,66 +2193,90 @@
         </w:trPr>
         <w:tc>
           <w:tcPr>
-            <w:tcW w:w="2469" w:type="dxa"/>
-            <w:tcBorders/>
+            <w:tcW w:w="2490" w:type="dxa"/>
+            <w:tcBorders>
+              <w:top w:val="single" w:sz="6" w:space="0" w:color="BFC7D5"/>
+              <w:left w:val="single" w:sz="6" w:space="0" w:color="BFC7D5"/>
+              <w:bottom w:val="single" w:sz="2" w:space="0" w:color="BFC7D5"/>
+              <w:right w:val="single" w:sz="6" w:space="0" w:color="BFC7D5"/>
+            </w:tcBorders>
+            <w:shd w:fill="1F3A5F" w:val="clear"/>
             <w:vAlign w:val="center"/>
           </w:tcPr>
           <w:p>
             <w:pPr>
               <w:pStyle w:val="TableHeading"/>
-              <w:suppressLineNumbers/>
-              <w:shd w:fill="1F3A5F" w:val="clear"/>
-              <w:bidi w:val="0"/>
-              <w:spacing w:before="0" w:after="283"/>
-              <w:jc w:val="center"/>
-              <w:rPr/>
-            </w:pPr>
-            <w:r>
-              <w:rPr/>
+              <w:bidi w:val="0"/>
+              <w:spacing w:before="0" w:after="283"/>
+              <w:jc w:val="left"/>
+              <w:rPr>
+                <w:color w:val="FFFFFF"/>
+              </w:rPr>
+            </w:pPr>
+            <w:r>
+              <w:rPr>
+                <w:color w:val="FFFFFF"/>
+              </w:rPr>
               <w:t>Route</w:t>
             </w:r>
           </w:p>
         </w:tc>
         <w:tc>
           <w:tcPr>
-            <w:tcW w:w="4464" w:type="dxa"/>
-            <w:tcBorders/>
+            <w:tcW w:w="4468" w:type="dxa"/>
+            <w:tcBorders>
+              <w:top w:val="single" w:sz="6" w:space="0" w:color="BFC7D5"/>
+              <w:left w:val="single" w:sz="2" w:space="0" w:color="BFC7D5"/>
+              <w:bottom w:val="single" w:sz="2" w:space="0" w:color="BFC7D5"/>
+              <w:right w:val="single" w:sz="6" w:space="0" w:color="BFC7D5"/>
+            </w:tcBorders>
+            <w:shd w:fill="1F3A5F" w:val="clear"/>
             <w:vAlign w:val="center"/>
           </w:tcPr>
           <w:p>
             <w:pPr>
               <w:pStyle w:val="TableHeading"/>
-              <w:suppressLineNumbers/>
-              <w:shd w:fill="1F3A5F" w:val="clear"/>
-              <w:bidi w:val="0"/>
-              <w:spacing w:before="0" w:after="283"/>
-              <w:jc w:val="center"/>
-              <w:rPr/>
-            </w:pPr>
-            <w:r>
-              <w:rPr/>
+              <w:bidi w:val="0"/>
+              <w:spacing w:before="0" w:after="283"/>
+              <w:jc w:val="left"/>
+              <w:rPr>
+                <w:color w:val="FFFFFF"/>
+              </w:rPr>
+            </w:pPr>
+            <w:r>
+              <w:rPr>
+                <w:color w:val="FFFFFF"/>
+              </w:rPr>
               <w:t>When it is appropriate</w:t>
             </w:r>
           </w:p>
         </w:tc>
         <w:tc>
           <w:tcPr>
-            <w:tcW w:w="4406" w:type="dxa"/>
-            <w:tcBorders/>
+            <w:tcW w:w="4381" w:type="dxa"/>
+            <w:tcBorders>
+              <w:top w:val="single" w:sz="6" w:space="0" w:color="BFC7D5"/>
+              <w:left w:val="single" w:sz="2" w:space="0" w:color="BFC7D5"/>
+              <w:bottom w:val="single" w:sz="2" w:space="0" w:color="BFC7D5"/>
+              <w:right w:val="single" w:sz="6" w:space="0" w:color="BFC7D5"/>
+            </w:tcBorders>
+            <w:shd w:fill="1F3A5F" w:val="clear"/>
             <w:vAlign w:val="center"/>
           </w:tcPr>
           <w:p>
             <w:pPr>
               <w:pStyle w:val="TableHeading"/>
-              <w:suppressLineNumbers/>
-              <w:shd w:fill="1F3A5F" w:val="clear"/>
-              <w:bidi w:val="0"/>
-              <w:spacing w:before="0" w:after="283"/>
-              <w:jc w:val="center"/>
-              <w:rPr/>
-            </w:pPr>
-            <w:r>
-              <w:rPr/>
+              <w:bidi w:val="0"/>
+              <w:spacing w:before="0" w:after="283"/>
+              <w:jc w:val="left"/>
+              <w:rPr>
+                <w:color w:val="FFFFFF"/>
+              </w:rPr>
+            </w:pPr>
+            <w:r>
+              <w:rPr>
+                <w:color w:val="FFFFFF"/>
+              </w:rPr>
               <w:t>Evidence it must leave</w:t>
             </w:r>
           </w:p>
@@ -1800,8 +2286,12 @@
         <w:trPr/>
         <w:tc>
           <w:tcPr>
-            <w:tcW w:w="2469" w:type="dxa"/>
-            <w:tcBorders/>
+            <w:tcW w:w="2490" w:type="dxa"/>
+            <w:tcBorders>
+              <w:left w:val="single" w:sz="6" w:space="0" w:color="BFC7D5"/>
+              <w:bottom w:val="single" w:sz="2" w:space="0" w:color="BFC7D5"/>
+              <w:right w:val="single" w:sz="6" w:space="0" w:color="BFC7D5"/>
+            </w:tcBorders>
             <w:vAlign w:val="center"/>
           </w:tcPr>
           <w:p>
@@ -1820,8 +2310,12 @@
         </w:tc>
         <w:tc>
           <w:tcPr>
-            <w:tcW w:w="4464" w:type="dxa"/>
-            <w:tcBorders/>
+            <w:tcW w:w="4468" w:type="dxa"/>
+            <w:tcBorders>
+              <w:left w:val="single" w:sz="2" w:space="0" w:color="BFC7D5"/>
+              <w:bottom w:val="single" w:sz="2" w:space="0" w:color="BFC7D5"/>
+              <w:right w:val="single" w:sz="6" w:space="0" w:color="BFC7D5"/>
+            </w:tcBorders>
             <w:vAlign w:val="center"/>
           </w:tcPr>
           <w:p>
@@ -1840,8 +2334,12 @@
         </w:tc>
         <w:tc>
           <w:tcPr>
-            <w:tcW w:w="4406" w:type="dxa"/>
-            <w:tcBorders/>
+            <w:tcW w:w="4381" w:type="dxa"/>
+            <w:tcBorders>
+              <w:left w:val="single" w:sz="2" w:space="0" w:color="BFC7D5"/>
+              <w:bottom w:val="single" w:sz="2" w:space="0" w:color="BFC7D5"/>
+              <w:right w:val="single" w:sz="6" w:space="0" w:color="BFC7D5"/>
+            </w:tcBorders>
             <w:vAlign w:val="center"/>
           </w:tcPr>
           <w:p>
@@ -1863,8 +2361,12 @@
         <w:trPr/>
         <w:tc>
           <w:tcPr>
-            <w:tcW w:w="2469" w:type="dxa"/>
-            <w:tcBorders/>
+            <w:tcW w:w="2490" w:type="dxa"/>
+            <w:tcBorders>
+              <w:left w:val="single" w:sz="6" w:space="0" w:color="BFC7D5"/>
+              <w:bottom w:val="single" w:sz="2" w:space="0" w:color="BFC7D5"/>
+              <w:right w:val="single" w:sz="6" w:space="0" w:color="BFC7D5"/>
+            </w:tcBorders>
             <w:vAlign w:val="center"/>
           </w:tcPr>
           <w:p>
@@ -1883,8 +2385,12 @@
         </w:tc>
         <w:tc>
           <w:tcPr>
-            <w:tcW w:w="4464" w:type="dxa"/>
-            <w:tcBorders/>
+            <w:tcW w:w="4468" w:type="dxa"/>
+            <w:tcBorders>
+              <w:left w:val="single" w:sz="2" w:space="0" w:color="BFC7D5"/>
+              <w:bottom w:val="single" w:sz="2" w:space="0" w:color="BFC7D5"/>
+              <w:right w:val="single" w:sz="6" w:space="0" w:color="BFC7D5"/>
+            </w:tcBorders>
             <w:vAlign w:val="center"/>
           </w:tcPr>
           <w:p>
@@ -1903,8 +2409,12 @@
         </w:tc>
         <w:tc>
           <w:tcPr>
-            <w:tcW w:w="4406" w:type="dxa"/>
-            <w:tcBorders/>
+            <w:tcW w:w="4381" w:type="dxa"/>
+            <w:tcBorders>
+              <w:left w:val="single" w:sz="2" w:space="0" w:color="BFC7D5"/>
+              <w:bottom w:val="single" w:sz="2" w:space="0" w:color="BFC7D5"/>
+              <w:right w:val="single" w:sz="6" w:space="0" w:color="BFC7D5"/>
+            </w:tcBorders>
             <w:vAlign w:val="center"/>
           </w:tcPr>
           <w:p>
@@ -1926,8 +2436,12 @@
         <w:trPr/>
         <w:tc>
           <w:tcPr>
-            <w:tcW w:w="2469" w:type="dxa"/>
-            <w:tcBorders/>
+            <w:tcW w:w="2490" w:type="dxa"/>
+            <w:tcBorders>
+              <w:left w:val="single" w:sz="6" w:space="0" w:color="BFC7D5"/>
+              <w:bottom w:val="single" w:sz="2" w:space="0" w:color="BFC7D5"/>
+              <w:right w:val="single" w:sz="6" w:space="0" w:color="BFC7D5"/>
+            </w:tcBorders>
             <w:vAlign w:val="center"/>
           </w:tcPr>
           <w:p>
@@ -1946,8 +2460,12 @@
         </w:tc>
         <w:tc>
           <w:tcPr>
-            <w:tcW w:w="4464" w:type="dxa"/>
-            <w:tcBorders/>
+            <w:tcW w:w="4468" w:type="dxa"/>
+            <w:tcBorders>
+              <w:left w:val="single" w:sz="2" w:space="0" w:color="BFC7D5"/>
+              <w:bottom w:val="single" w:sz="2" w:space="0" w:color="BFC7D5"/>
+              <w:right w:val="single" w:sz="6" w:space="0" w:color="BFC7D5"/>
+            </w:tcBorders>
             <w:vAlign w:val="center"/>
           </w:tcPr>
           <w:p>
@@ -1966,8 +2484,12 @@
         </w:tc>
         <w:tc>
           <w:tcPr>
-            <w:tcW w:w="4406" w:type="dxa"/>
-            <w:tcBorders/>
+            <w:tcW w:w="4381" w:type="dxa"/>
+            <w:tcBorders>
+              <w:left w:val="single" w:sz="2" w:space="0" w:color="BFC7D5"/>
+              <w:bottom w:val="single" w:sz="2" w:space="0" w:color="BFC7D5"/>
+              <w:right w:val="single" w:sz="6" w:space="0" w:color="BFC7D5"/>
+            </w:tcBorders>
             <w:vAlign w:val="center"/>
           </w:tcPr>
           <w:p>
@@ -1989,8 +2511,12 @@
         <w:trPr/>
         <w:tc>
           <w:tcPr>
-            <w:tcW w:w="2469" w:type="dxa"/>
-            <w:tcBorders/>
+            <w:tcW w:w="2490" w:type="dxa"/>
+            <w:tcBorders>
+              <w:left w:val="single" w:sz="6" w:space="0" w:color="BFC7D5"/>
+              <w:bottom w:val="single" w:sz="6" w:space="0" w:color="BFC7D5"/>
+              <w:right w:val="single" w:sz="6" w:space="0" w:color="BFC7D5"/>
+            </w:tcBorders>
             <w:vAlign w:val="center"/>
           </w:tcPr>
           <w:p>
@@ -2009,8 +2535,12 @@
         </w:tc>
         <w:tc>
           <w:tcPr>
-            <w:tcW w:w="4464" w:type="dxa"/>
-            <w:tcBorders/>
+            <w:tcW w:w="4468" w:type="dxa"/>
+            <w:tcBorders>
+              <w:left w:val="single" w:sz="2" w:space="0" w:color="BFC7D5"/>
+              <w:bottom w:val="single" w:sz="6" w:space="0" w:color="BFC7D5"/>
+              <w:right w:val="single" w:sz="6" w:space="0" w:color="BFC7D5"/>
+            </w:tcBorders>
             <w:vAlign w:val="center"/>
           </w:tcPr>
           <w:p>
@@ -2029,8 +2559,12 @@
         </w:tc>
         <w:tc>
           <w:tcPr>
-            <w:tcW w:w="4406" w:type="dxa"/>
-            <w:tcBorders/>
+            <w:tcW w:w="4381" w:type="dxa"/>
+            <w:tcBorders>
+              <w:left w:val="single" w:sz="2" w:space="0" w:color="BFC7D5"/>
+              <w:bottom w:val="single" w:sz="6" w:space="0" w:color="BFC7D5"/>
+              <w:right w:val="single" w:sz="6" w:space="0" w:color="BFC7D5"/>
+            </w:tcBorders>
             <w:vAlign w:val="center"/>
           </w:tcPr>
           <w:p>
@@ -2141,20 +2675,20 @@
     </w:p>
     <w:tbl>
       <w:tblPr>
-        <w:tblW w:w="11339" w:type="dxa"/>
+        <w:tblW w:w="5000" w:type="pct"/>
         <w:jc w:val="left"/>
-        <w:tblInd w:w="0" w:type="dxa"/>
+        <w:tblInd w:w="-7" w:type="dxa"/>
         <w:tblLayout w:type="fixed"/>
         <w:tblCellMar>
-          <w:top w:w="28" w:type="dxa"/>
-          <w:left w:w="28" w:type="dxa"/>
-          <w:bottom w:w="28" w:type="dxa"/>
-          <w:right w:w="28" w:type="dxa"/>
+          <w:top w:w="60" w:type="dxa"/>
+          <w:left w:w="60" w:type="dxa"/>
+          <w:bottom w:w="60" w:type="dxa"/>
+          <w:right w:w="60" w:type="dxa"/>
         </w:tblCellMar>
       </w:tblPr>
       <w:tblGrid>
-        <w:gridCol w:w="3127"/>
-        <w:gridCol w:w="8212"/>
+        <w:gridCol w:w="3151"/>
+        <w:gridCol w:w="8188"/>
       </w:tblGrid>
       <w:tr>
         <w:trPr>
@@ -2162,44 +2696,60 @@
         </w:trPr>
         <w:tc>
           <w:tcPr>
-            <w:tcW w:w="3127" w:type="dxa"/>
-            <w:tcBorders/>
+            <w:tcW w:w="3151" w:type="dxa"/>
+            <w:tcBorders>
+              <w:top w:val="single" w:sz="6" w:space="0" w:color="BFC7D5"/>
+              <w:left w:val="single" w:sz="6" w:space="0" w:color="BFC7D5"/>
+              <w:bottom w:val="single" w:sz="2" w:space="0" w:color="BFC7D5"/>
+              <w:right w:val="single" w:sz="6" w:space="0" w:color="BFC7D5"/>
+            </w:tcBorders>
+            <w:shd w:fill="1F3A5F" w:val="clear"/>
             <w:vAlign w:val="center"/>
           </w:tcPr>
           <w:p>
             <w:pPr>
               <w:pStyle w:val="TableHeading"/>
-              <w:suppressLineNumbers/>
-              <w:shd w:fill="1F3A5F" w:val="clear"/>
-              <w:bidi w:val="0"/>
-              <w:spacing w:before="0" w:after="283"/>
-              <w:jc w:val="center"/>
-              <w:rPr/>
-            </w:pPr>
-            <w:r>
-              <w:rPr/>
+              <w:bidi w:val="0"/>
+              <w:spacing w:before="0" w:after="283"/>
+              <w:jc w:val="left"/>
+              <w:rPr>
+                <w:color w:val="FFFFFF"/>
+              </w:rPr>
+            </w:pPr>
+            <w:r>
+              <w:rPr>
+                <w:color w:val="FFFFFF"/>
+              </w:rPr>
               <w:t>ISO 7.3 requirement</w:t>
             </w:r>
           </w:p>
         </w:tc>
         <w:tc>
           <w:tcPr>
-            <w:tcW w:w="8212" w:type="dxa"/>
-            <w:tcBorders/>
+            <w:tcW w:w="8188" w:type="dxa"/>
+            <w:tcBorders>
+              <w:top w:val="single" w:sz="6" w:space="0" w:color="BFC7D5"/>
+              <w:left w:val="single" w:sz="2" w:space="0" w:color="BFC7D5"/>
+              <w:bottom w:val="single" w:sz="2" w:space="0" w:color="BFC7D5"/>
+              <w:right w:val="single" w:sz="6" w:space="0" w:color="BFC7D5"/>
+            </w:tcBorders>
+            <w:shd w:fill="1F3A5F" w:val="clear"/>
             <w:vAlign w:val="center"/>
           </w:tcPr>
           <w:p>
             <w:pPr>
               <w:pStyle w:val="TableHeading"/>
-              <w:suppressLineNumbers/>
-              <w:shd w:fill="1F3A5F" w:val="clear"/>
-              <w:bidi w:val="0"/>
-              <w:spacing w:before="0" w:after="283"/>
-              <w:jc w:val="center"/>
-              <w:rPr/>
-            </w:pPr>
-            <w:r>
-              <w:rPr/>
+              <w:bidi w:val="0"/>
+              <w:spacing w:before="0" w:after="283"/>
+              <w:jc w:val="left"/>
+              <w:rPr>
+                <w:color w:val="FFFFFF"/>
+              </w:rPr>
+            </w:pPr>
+            <w:r>
+              <w:rPr>
+                <w:color w:val="FFFFFF"/>
+              </w:rPr>
               <w:t>How it is met here</w:t>
             </w:r>
           </w:p>
@@ -2209,8 +2759,12 @@
         <w:trPr/>
         <w:tc>
           <w:tcPr>
-            <w:tcW w:w="3127" w:type="dxa"/>
-            <w:tcBorders/>
+            <w:tcW w:w="3151" w:type="dxa"/>
+            <w:tcBorders>
+              <w:left w:val="single" w:sz="6" w:space="0" w:color="BFC7D5"/>
+              <w:bottom w:val="single" w:sz="2" w:space="0" w:color="BFC7D5"/>
+              <w:right w:val="single" w:sz="6" w:space="0" w:color="BFC7D5"/>
+            </w:tcBorders>
             <w:vAlign w:val="center"/>
           </w:tcPr>
           <w:p>
@@ -2229,8 +2783,12 @@
         </w:tc>
         <w:tc>
           <w:tcPr>
-            <w:tcW w:w="8212" w:type="dxa"/>
-            <w:tcBorders/>
+            <w:tcW w:w="8188" w:type="dxa"/>
+            <w:tcBorders>
+              <w:left w:val="single" w:sz="2" w:space="0" w:color="BFC7D5"/>
+              <w:bottom w:val="single" w:sz="2" w:space="0" w:color="BFC7D5"/>
+              <w:right w:val="single" w:sz="6" w:space="0" w:color="BFC7D5"/>
+            </w:tcBorders>
             <w:vAlign w:val="center"/>
           </w:tcPr>
           <w:p>
@@ -2258,8 +2816,12 @@
         <w:trPr/>
         <w:tc>
           <w:tcPr>
-            <w:tcW w:w="3127" w:type="dxa"/>
-            <w:tcBorders/>
+            <w:tcW w:w="3151" w:type="dxa"/>
+            <w:tcBorders>
+              <w:left w:val="single" w:sz="6" w:space="0" w:color="BFC7D5"/>
+              <w:bottom w:val="single" w:sz="2" w:space="0" w:color="BFC7D5"/>
+              <w:right w:val="single" w:sz="6" w:space="0" w:color="BFC7D5"/>
+            </w:tcBorders>
             <w:vAlign w:val="center"/>
           </w:tcPr>
           <w:p>
@@ -2278,8 +2840,12 @@
         </w:tc>
         <w:tc>
           <w:tcPr>
-            <w:tcW w:w="8212" w:type="dxa"/>
-            <w:tcBorders/>
+            <w:tcW w:w="8188" w:type="dxa"/>
+            <w:tcBorders>
+              <w:left w:val="single" w:sz="2" w:space="0" w:color="BFC7D5"/>
+              <w:bottom w:val="single" w:sz="2" w:space="0" w:color="BFC7D5"/>
+              <w:right w:val="single" w:sz="6" w:space="0" w:color="BFC7D5"/>
+            </w:tcBorders>
             <w:vAlign w:val="center"/>
           </w:tcPr>
           <w:p>
@@ -2307,8 +2873,12 @@
         <w:trPr/>
         <w:tc>
           <w:tcPr>
-            <w:tcW w:w="3127" w:type="dxa"/>
-            <w:tcBorders/>
+            <w:tcW w:w="3151" w:type="dxa"/>
+            <w:tcBorders>
+              <w:left w:val="single" w:sz="6" w:space="0" w:color="BFC7D5"/>
+              <w:bottom w:val="single" w:sz="2" w:space="0" w:color="BFC7D5"/>
+              <w:right w:val="single" w:sz="6" w:space="0" w:color="BFC7D5"/>
+            </w:tcBorders>
             <w:vAlign w:val="center"/>
           </w:tcPr>
           <w:p>
@@ -2327,8 +2897,12 @@
         </w:tc>
         <w:tc>
           <w:tcPr>
-            <w:tcW w:w="8212" w:type="dxa"/>
-            <w:tcBorders/>
+            <w:tcW w:w="8188" w:type="dxa"/>
+            <w:tcBorders>
+              <w:left w:val="single" w:sz="2" w:space="0" w:color="BFC7D5"/>
+              <w:bottom w:val="single" w:sz="2" w:space="0" w:color="BFC7D5"/>
+              <w:right w:val="single" w:sz="6" w:space="0" w:color="BFC7D5"/>
+            </w:tcBorders>
             <w:vAlign w:val="center"/>
           </w:tcPr>
           <w:p>
@@ -2360,8 +2934,12 @@
         <w:trPr/>
         <w:tc>
           <w:tcPr>
-            <w:tcW w:w="3127" w:type="dxa"/>
-            <w:tcBorders/>
+            <w:tcW w:w="3151" w:type="dxa"/>
+            <w:tcBorders>
+              <w:left w:val="single" w:sz="6" w:space="0" w:color="BFC7D5"/>
+              <w:bottom w:val="single" w:sz="6" w:space="0" w:color="BFC7D5"/>
+              <w:right w:val="single" w:sz="6" w:space="0" w:color="BFC7D5"/>
+            </w:tcBorders>
             <w:vAlign w:val="center"/>
           </w:tcPr>
           <w:p>
@@ -2380,8 +2958,12 @@
         </w:tc>
         <w:tc>
           <w:tcPr>
-            <w:tcW w:w="8212" w:type="dxa"/>
-            <w:tcBorders/>
+            <w:tcW w:w="8188" w:type="dxa"/>
+            <w:tcBorders>
+              <w:left w:val="single" w:sz="2" w:space="0" w:color="BFC7D5"/>
+              <w:bottom w:val="single" w:sz="6" w:space="0" w:color="BFC7D5"/>
+              <w:right w:val="single" w:sz="6" w:space="0" w:color="BFC7D5"/>
+            </w:tcBorders>
             <w:vAlign w:val="center"/>
           </w:tcPr>
           <w:p>
@@ -2691,21 +3273,21 @@
     </w:p>
     <w:tbl>
       <w:tblPr>
-        <w:tblW w:w="11339" w:type="dxa"/>
+        <w:tblW w:w="5000" w:type="pct"/>
         <w:jc w:val="left"/>
-        <w:tblInd w:w="0" w:type="dxa"/>
+        <w:tblInd w:w="-7" w:type="dxa"/>
         <w:tblLayout w:type="fixed"/>
         <w:tblCellMar>
-          <w:top w:w="28" w:type="dxa"/>
-          <w:left w:w="28" w:type="dxa"/>
-          <w:bottom w:w="28" w:type="dxa"/>
-          <w:right w:w="28" w:type="dxa"/>
+          <w:top w:w="60" w:type="dxa"/>
+          <w:left w:w="60" w:type="dxa"/>
+          <w:bottom w:w="60" w:type="dxa"/>
+          <w:right w:w="60" w:type="dxa"/>
         </w:tblCellMar>
       </w:tblPr>
       <w:tblGrid>
-        <w:gridCol w:w="4616"/>
-        <w:gridCol w:w="5614"/>
-        <w:gridCol w:w="1109"/>
+        <w:gridCol w:w="4615"/>
+        <w:gridCol w:w="5612"/>
+        <w:gridCol w:w="1112"/>
       </w:tblGrid>
       <w:tr>
         <w:trPr>
@@ -2713,66 +3295,90 @@
         </w:trPr>
         <w:tc>
           <w:tcPr>
-            <w:tcW w:w="4616" w:type="dxa"/>
-            <w:tcBorders/>
+            <w:tcW w:w="4615" w:type="dxa"/>
+            <w:tcBorders>
+              <w:top w:val="single" w:sz="6" w:space="0" w:color="BFC7D5"/>
+              <w:left w:val="single" w:sz="6" w:space="0" w:color="BFC7D5"/>
+              <w:bottom w:val="single" w:sz="2" w:space="0" w:color="BFC7D5"/>
+              <w:right w:val="single" w:sz="6" w:space="0" w:color="BFC7D5"/>
+            </w:tcBorders>
+            <w:shd w:fill="1F3A5F" w:val="clear"/>
             <w:vAlign w:val="center"/>
           </w:tcPr>
           <w:p>
             <w:pPr>
               <w:pStyle w:val="TableHeading"/>
-              <w:suppressLineNumbers/>
-              <w:shd w:fill="1F3A5F" w:val="clear"/>
-              <w:bidi w:val="0"/>
-              <w:spacing w:before="0" w:after="283"/>
-              <w:jc w:val="center"/>
-              <w:rPr/>
-            </w:pPr>
-            <w:r>
-              <w:rPr/>
+              <w:bidi w:val="0"/>
+              <w:spacing w:before="0" w:after="283"/>
+              <w:jc w:val="left"/>
+              <w:rPr>
+                <w:color w:val="FFFFFF"/>
+              </w:rPr>
+            </w:pPr>
+            <w:r>
+              <w:rPr>
+                <w:color w:val="FFFFFF"/>
+              </w:rPr>
               <w:t>Knowledge</w:t>
             </w:r>
           </w:p>
         </w:tc>
         <w:tc>
           <w:tcPr>
-            <w:tcW w:w="5614" w:type="dxa"/>
-            <w:tcBorders/>
+            <w:tcW w:w="5612" w:type="dxa"/>
+            <w:tcBorders>
+              <w:top w:val="single" w:sz="6" w:space="0" w:color="BFC7D5"/>
+              <w:left w:val="single" w:sz="2" w:space="0" w:color="BFC7D5"/>
+              <w:bottom w:val="single" w:sz="2" w:space="0" w:color="BFC7D5"/>
+              <w:right w:val="single" w:sz="6" w:space="0" w:color="BFC7D5"/>
+            </w:tcBorders>
+            <w:shd w:fill="1F3A5F" w:val="clear"/>
             <w:vAlign w:val="center"/>
           </w:tcPr>
           <w:p>
             <w:pPr>
               <w:pStyle w:val="TableHeading"/>
-              <w:suppressLineNumbers/>
-              <w:shd w:fill="1F3A5F" w:val="clear"/>
-              <w:bidi w:val="0"/>
-              <w:spacing w:before="0" w:after="283"/>
-              <w:jc w:val="center"/>
-              <w:rPr/>
-            </w:pPr>
-            <w:r>
-              <w:rPr/>
+              <w:bidi w:val="0"/>
+              <w:spacing w:before="0" w:after="283"/>
+              <w:jc w:val="left"/>
+              <w:rPr>
+                <w:color w:val="FFFFFF"/>
+              </w:rPr>
+            </w:pPr>
+            <w:r>
+              <w:rPr>
+                <w:color w:val="FFFFFF"/>
+              </w:rPr>
               <w:t>Where it is held</w:t>
             </w:r>
           </w:p>
         </w:tc>
         <w:tc>
           <w:tcPr>
-            <w:tcW w:w="1109" w:type="dxa"/>
-            <w:tcBorders/>
+            <w:tcW w:w="1112" w:type="dxa"/>
+            <w:tcBorders>
+              <w:top w:val="single" w:sz="6" w:space="0" w:color="BFC7D5"/>
+              <w:left w:val="single" w:sz="2" w:space="0" w:color="BFC7D5"/>
+              <w:bottom w:val="single" w:sz="2" w:space="0" w:color="BFC7D5"/>
+              <w:right w:val="single" w:sz="6" w:space="0" w:color="BFC7D5"/>
+            </w:tcBorders>
+            <w:shd w:fill="1F3A5F" w:val="clear"/>
             <w:vAlign w:val="center"/>
           </w:tcPr>
           <w:p>
             <w:pPr>
               <w:pStyle w:val="TableHeading"/>
-              <w:suppressLineNumbers/>
-              <w:shd w:fill="1F3A5F" w:val="clear"/>
-              <w:bidi w:val="0"/>
-              <w:spacing w:before="0" w:after="283"/>
-              <w:jc w:val="center"/>
-              <w:rPr/>
-            </w:pPr>
-            <w:r>
-              <w:rPr/>
+              <w:bidi w:val="0"/>
+              <w:spacing w:before="0" w:after="283"/>
+              <w:jc w:val="left"/>
+              <w:rPr>
+                <w:color w:val="FFFFFF"/>
+              </w:rPr>
+            </w:pPr>
+            <w:r>
+              <w:rPr>
+                <w:color w:val="FFFFFF"/>
+              </w:rPr>
               <w:t>Size</w:t>
             </w:r>
           </w:p>
@@ -2782,8 +3388,12 @@
         <w:trPr/>
         <w:tc>
           <w:tcPr>
-            <w:tcW w:w="4616" w:type="dxa"/>
-            <w:tcBorders/>
+            <w:tcW w:w="4615" w:type="dxa"/>
+            <w:tcBorders>
+              <w:left w:val="single" w:sz="6" w:space="0" w:color="BFC7D5"/>
+              <w:bottom w:val="single" w:sz="2" w:space="0" w:color="BFC7D5"/>
+              <w:right w:val="single" w:sz="6" w:space="0" w:color="BFC7D5"/>
+            </w:tcBorders>
             <w:vAlign w:val="center"/>
           </w:tcPr>
           <w:p>
@@ -2802,8 +3412,12 @@
         </w:tc>
         <w:tc>
           <w:tcPr>
-            <w:tcW w:w="5614" w:type="dxa"/>
-            <w:tcBorders/>
+            <w:tcW w:w="5612" w:type="dxa"/>
+            <w:tcBorders>
+              <w:left w:val="single" w:sz="2" w:space="0" w:color="BFC7D5"/>
+              <w:bottom w:val="single" w:sz="2" w:space="0" w:color="BFC7D5"/>
+              <w:right w:val="single" w:sz="6" w:space="0" w:color="BFC7D5"/>
+            </w:tcBorders>
             <w:vAlign w:val="center"/>
           </w:tcPr>
           <w:p>
@@ -2824,8 +3438,12 @@
         </w:tc>
         <w:tc>
           <w:tcPr>
-            <w:tcW w:w="1109" w:type="dxa"/>
-            <w:tcBorders/>
+            <w:tcW w:w="1112" w:type="dxa"/>
+            <w:tcBorders>
+              <w:left w:val="single" w:sz="2" w:space="0" w:color="BFC7D5"/>
+              <w:bottom w:val="single" w:sz="2" w:space="0" w:color="BFC7D5"/>
+              <w:right w:val="single" w:sz="6" w:space="0" w:color="BFC7D5"/>
+            </w:tcBorders>
             <w:vAlign w:val="center"/>
           </w:tcPr>
           <w:p>
@@ -2847,8 +3465,12 @@
         <w:trPr/>
         <w:tc>
           <w:tcPr>
-            <w:tcW w:w="4616" w:type="dxa"/>
-            <w:tcBorders/>
+            <w:tcW w:w="4615" w:type="dxa"/>
+            <w:tcBorders>
+              <w:left w:val="single" w:sz="6" w:space="0" w:color="BFC7D5"/>
+              <w:bottom w:val="single" w:sz="2" w:space="0" w:color="BFC7D5"/>
+              <w:right w:val="single" w:sz="6" w:space="0" w:color="BFC7D5"/>
+            </w:tcBorders>
             <w:vAlign w:val="center"/>
           </w:tcPr>
           <w:p>
@@ -2867,8 +3489,12 @@
         </w:tc>
         <w:tc>
           <w:tcPr>
-            <w:tcW w:w="5614" w:type="dxa"/>
-            <w:tcBorders/>
+            <w:tcW w:w="5612" w:type="dxa"/>
+            <w:tcBorders>
+              <w:left w:val="single" w:sz="2" w:space="0" w:color="BFC7D5"/>
+              <w:bottom w:val="single" w:sz="2" w:space="0" w:color="BFC7D5"/>
+              <w:right w:val="single" w:sz="6" w:space="0" w:color="BFC7D5"/>
+            </w:tcBorders>
             <w:vAlign w:val="center"/>
           </w:tcPr>
           <w:p>
@@ -2889,8 +3515,12 @@
         </w:tc>
         <w:tc>
           <w:tcPr>
-            <w:tcW w:w="1109" w:type="dxa"/>
-            <w:tcBorders/>
+            <w:tcW w:w="1112" w:type="dxa"/>
+            <w:tcBorders>
+              <w:left w:val="single" w:sz="2" w:space="0" w:color="BFC7D5"/>
+              <w:bottom w:val="single" w:sz="2" w:space="0" w:color="BFC7D5"/>
+              <w:right w:val="single" w:sz="6" w:space="0" w:color="BFC7D5"/>
+            </w:tcBorders>
             <w:vAlign w:val="center"/>
           </w:tcPr>
           <w:p>
@@ -2912,8 +3542,12 @@
         <w:trPr/>
         <w:tc>
           <w:tcPr>
-            <w:tcW w:w="4616" w:type="dxa"/>
-            <w:tcBorders/>
+            <w:tcW w:w="4615" w:type="dxa"/>
+            <w:tcBorders>
+              <w:left w:val="single" w:sz="6" w:space="0" w:color="BFC7D5"/>
+              <w:bottom w:val="single" w:sz="2" w:space="0" w:color="BFC7D5"/>
+              <w:right w:val="single" w:sz="6" w:space="0" w:color="BFC7D5"/>
+            </w:tcBorders>
             <w:vAlign w:val="center"/>
           </w:tcPr>
           <w:p>
@@ -2932,8 +3566,12 @@
         </w:tc>
         <w:tc>
           <w:tcPr>
-            <w:tcW w:w="5614" w:type="dxa"/>
-            <w:tcBorders/>
+            <w:tcW w:w="5612" w:type="dxa"/>
+            <w:tcBorders>
+              <w:left w:val="single" w:sz="2" w:space="0" w:color="BFC7D5"/>
+              <w:bottom w:val="single" w:sz="2" w:space="0" w:color="BFC7D5"/>
+              <w:right w:val="single" w:sz="6" w:space="0" w:color="BFC7D5"/>
+            </w:tcBorders>
             <w:vAlign w:val="center"/>
           </w:tcPr>
           <w:p>
@@ -2954,8 +3592,12 @@
         </w:tc>
         <w:tc>
           <w:tcPr>
-            <w:tcW w:w="1109" w:type="dxa"/>
-            <w:tcBorders/>
+            <w:tcW w:w="1112" w:type="dxa"/>
+            <w:tcBorders>
+              <w:left w:val="single" w:sz="2" w:space="0" w:color="BFC7D5"/>
+              <w:bottom w:val="single" w:sz="2" w:space="0" w:color="BFC7D5"/>
+              <w:right w:val="single" w:sz="6" w:space="0" w:color="BFC7D5"/>
+            </w:tcBorders>
             <w:vAlign w:val="center"/>
           </w:tcPr>
           <w:p>
@@ -2977,8 +3619,12 @@
         <w:trPr/>
         <w:tc>
           <w:tcPr>
-            <w:tcW w:w="4616" w:type="dxa"/>
-            <w:tcBorders/>
+            <w:tcW w:w="4615" w:type="dxa"/>
+            <w:tcBorders>
+              <w:left w:val="single" w:sz="6" w:space="0" w:color="BFC7D5"/>
+              <w:bottom w:val="single" w:sz="2" w:space="0" w:color="BFC7D5"/>
+              <w:right w:val="single" w:sz="6" w:space="0" w:color="BFC7D5"/>
+            </w:tcBorders>
             <w:vAlign w:val="center"/>
           </w:tcPr>
           <w:p>
@@ -2997,8 +3643,12 @@
         </w:tc>
         <w:tc>
           <w:tcPr>
-            <w:tcW w:w="5614" w:type="dxa"/>
-            <w:tcBorders/>
+            <w:tcW w:w="5612" w:type="dxa"/>
+            <w:tcBorders>
+              <w:left w:val="single" w:sz="2" w:space="0" w:color="BFC7D5"/>
+              <w:bottom w:val="single" w:sz="2" w:space="0" w:color="BFC7D5"/>
+              <w:right w:val="single" w:sz="6" w:space="0" w:color="BFC7D5"/>
+            </w:tcBorders>
             <w:vAlign w:val="center"/>
           </w:tcPr>
           <w:p>
@@ -3019,8 +3669,12 @@
         </w:tc>
         <w:tc>
           <w:tcPr>
-            <w:tcW w:w="1109" w:type="dxa"/>
-            <w:tcBorders/>
+            <w:tcW w:w="1112" w:type="dxa"/>
+            <w:tcBorders>
+              <w:left w:val="single" w:sz="2" w:space="0" w:color="BFC7D5"/>
+              <w:bottom w:val="single" w:sz="2" w:space="0" w:color="BFC7D5"/>
+              <w:right w:val="single" w:sz="6" w:space="0" w:color="BFC7D5"/>
+            </w:tcBorders>
             <w:vAlign w:val="center"/>
           </w:tcPr>
           <w:p>
@@ -3042,8 +3696,12 @@
         <w:trPr/>
         <w:tc>
           <w:tcPr>
-            <w:tcW w:w="4616" w:type="dxa"/>
-            <w:tcBorders/>
+            <w:tcW w:w="4615" w:type="dxa"/>
+            <w:tcBorders>
+              <w:left w:val="single" w:sz="6" w:space="0" w:color="BFC7D5"/>
+              <w:bottom w:val="single" w:sz="2" w:space="0" w:color="BFC7D5"/>
+              <w:right w:val="single" w:sz="6" w:space="0" w:color="BFC7D5"/>
+            </w:tcBorders>
             <w:vAlign w:val="center"/>
           </w:tcPr>
           <w:p>
@@ -3062,8 +3720,12 @@
         </w:tc>
         <w:tc>
           <w:tcPr>
-            <w:tcW w:w="5614" w:type="dxa"/>
-            <w:tcBorders/>
+            <w:tcW w:w="5612" w:type="dxa"/>
+            <w:tcBorders>
+              <w:left w:val="single" w:sz="2" w:space="0" w:color="BFC7D5"/>
+              <w:bottom w:val="single" w:sz="2" w:space="0" w:color="BFC7D5"/>
+              <w:right w:val="single" w:sz="6" w:space="0" w:color="BFC7D5"/>
+            </w:tcBorders>
             <w:vAlign w:val="center"/>
           </w:tcPr>
           <w:p>
@@ -3084,8 +3746,12 @@
         </w:tc>
         <w:tc>
           <w:tcPr>
-            <w:tcW w:w="1109" w:type="dxa"/>
-            <w:tcBorders/>
+            <w:tcW w:w="1112" w:type="dxa"/>
+            <w:tcBorders>
+              <w:left w:val="single" w:sz="2" w:space="0" w:color="BFC7D5"/>
+              <w:bottom w:val="single" w:sz="2" w:space="0" w:color="BFC7D5"/>
+              <w:right w:val="single" w:sz="6" w:space="0" w:color="BFC7D5"/>
+            </w:tcBorders>
             <w:vAlign w:val="center"/>
           </w:tcPr>
           <w:p>
@@ -3107,8 +3773,12 @@
         <w:trPr/>
         <w:tc>
           <w:tcPr>
-            <w:tcW w:w="4616" w:type="dxa"/>
-            <w:tcBorders/>
+            <w:tcW w:w="4615" w:type="dxa"/>
+            <w:tcBorders>
+              <w:left w:val="single" w:sz="6" w:space="0" w:color="BFC7D5"/>
+              <w:bottom w:val="single" w:sz="2" w:space="0" w:color="BFC7D5"/>
+              <w:right w:val="single" w:sz="6" w:space="0" w:color="BFC7D5"/>
+            </w:tcBorders>
             <w:vAlign w:val="center"/>
           </w:tcPr>
           <w:p>
@@ -3127,8 +3797,12 @@
         </w:tc>
         <w:tc>
           <w:tcPr>
-            <w:tcW w:w="5614" w:type="dxa"/>
-            <w:tcBorders/>
+            <w:tcW w:w="5612" w:type="dxa"/>
+            <w:tcBorders>
+              <w:left w:val="single" w:sz="2" w:space="0" w:color="BFC7D5"/>
+              <w:bottom w:val="single" w:sz="2" w:space="0" w:color="BFC7D5"/>
+              <w:right w:val="single" w:sz="6" w:space="0" w:color="BFC7D5"/>
+            </w:tcBorders>
             <w:vAlign w:val="center"/>
           </w:tcPr>
           <w:p>
@@ -3149,8 +3823,12 @@
         </w:tc>
         <w:tc>
           <w:tcPr>
-            <w:tcW w:w="1109" w:type="dxa"/>
-            <w:tcBorders/>
+            <w:tcW w:w="1112" w:type="dxa"/>
+            <w:tcBorders>
+              <w:left w:val="single" w:sz="2" w:space="0" w:color="BFC7D5"/>
+              <w:bottom w:val="single" w:sz="2" w:space="0" w:color="BFC7D5"/>
+              <w:right w:val="single" w:sz="6" w:space="0" w:color="BFC7D5"/>
+            </w:tcBorders>
             <w:vAlign w:val="center"/>
           </w:tcPr>
           <w:p>
@@ -3172,8 +3850,12 @@
         <w:trPr/>
         <w:tc>
           <w:tcPr>
-            <w:tcW w:w="4616" w:type="dxa"/>
-            <w:tcBorders/>
+            <w:tcW w:w="4615" w:type="dxa"/>
+            <w:tcBorders>
+              <w:left w:val="single" w:sz="6" w:space="0" w:color="BFC7D5"/>
+              <w:bottom w:val="single" w:sz="2" w:space="0" w:color="BFC7D5"/>
+              <w:right w:val="single" w:sz="6" w:space="0" w:color="BFC7D5"/>
+            </w:tcBorders>
             <w:vAlign w:val="center"/>
           </w:tcPr>
           <w:p>
@@ -3192,8 +3874,12 @@
         </w:tc>
         <w:tc>
           <w:tcPr>
-            <w:tcW w:w="5614" w:type="dxa"/>
-            <w:tcBorders/>
+            <w:tcW w:w="5612" w:type="dxa"/>
+            <w:tcBorders>
+              <w:left w:val="single" w:sz="2" w:space="0" w:color="BFC7D5"/>
+              <w:bottom w:val="single" w:sz="2" w:space="0" w:color="BFC7D5"/>
+              <w:right w:val="single" w:sz="6" w:space="0" w:color="BFC7D5"/>
+            </w:tcBorders>
             <w:vAlign w:val="center"/>
           </w:tcPr>
           <w:p>
@@ -3214,8 +3900,12 @@
         </w:tc>
         <w:tc>
           <w:tcPr>
-            <w:tcW w:w="1109" w:type="dxa"/>
-            <w:tcBorders/>
+            <w:tcW w:w="1112" w:type="dxa"/>
+            <w:tcBorders>
+              <w:left w:val="single" w:sz="2" w:space="0" w:color="BFC7D5"/>
+              <w:bottom w:val="single" w:sz="2" w:space="0" w:color="BFC7D5"/>
+              <w:right w:val="single" w:sz="6" w:space="0" w:color="BFC7D5"/>
+            </w:tcBorders>
             <w:vAlign w:val="center"/>
           </w:tcPr>
           <w:p>
@@ -3237,8 +3927,12 @@
         <w:trPr/>
         <w:tc>
           <w:tcPr>
-            <w:tcW w:w="4616" w:type="dxa"/>
-            <w:tcBorders/>
+            <w:tcW w:w="4615" w:type="dxa"/>
+            <w:tcBorders>
+              <w:left w:val="single" w:sz="6" w:space="0" w:color="BFC7D5"/>
+              <w:bottom w:val="single" w:sz="2" w:space="0" w:color="BFC7D5"/>
+              <w:right w:val="single" w:sz="6" w:space="0" w:color="BFC7D5"/>
+            </w:tcBorders>
             <w:vAlign w:val="center"/>
           </w:tcPr>
           <w:p>
@@ -3257,8 +3951,12 @@
         </w:tc>
         <w:tc>
           <w:tcPr>
-            <w:tcW w:w="5614" w:type="dxa"/>
-            <w:tcBorders/>
+            <w:tcW w:w="5612" w:type="dxa"/>
+            <w:tcBorders>
+              <w:left w:val="single" w:sz="2" w:space="0" w:color="BFC7D5"/>
+              <w:bottom w:val="single" w:sz="2" w:space="0" w:color="BFC7D5"/>
+              <w:right w:val="single" w:sz="6" w:space="0" w:color="BFC7D5"/>
+            </w:tcBorders>
             <w:vAlign w:val="center"/>
           </w:tcPr>
           <w:p>
@@ -3279,8 +3977,12 @@
         </w:tc>
         <w:tc>
           <w:tcPr>
-            <w:tcW w:w="1109" w:type="dxa"/>
-            <w:tcBorders/>
+            <w:tcW w:w="1112" w:type="dxa"/>
+            <w:tcBorders>
+              <w:left w:val="single" w:sz="2" w:space="0" w:color="BFC7D5"/>
+              <w:bottom w:val="single" w:sz="2" w:space="0" w:color="BFC7D5"/>
+              <w:right w:val="single" w:sz="6" w:space="0" w:color="BFC7D5"/>
+            </w:tcBorders>
             <w:vAlign w:val="center"/>
           </w:tcPr>
           <w:p>
@@ -3302,8 +4004,12 @@
         <w:trPr/>
         <w:tc>
           <w:tcPr>
-            <w:tcW w:w="4616" w:type="dxa"/>
-            <w:tcBorders/>
+            <w:tcW w:w="4615" w:type="dxa"/>
+            <w:tcBorders>
+              <w:left w:val="single" w:sz="6" w:space="0" w:color="BFC7D5"/>
+              <w:bottom w:val="single" w:sz="2" w:space="0" w:color="BFC7D5"/>
+              <w:right w:val="single" w:sz="6" w:space="0" w:color="BFC7D5"/>
+            </w:tcBorders>
             <w:vAlign w:val="center"/>
           </w:tcPr>
           <w:p>
@@ -3322,8 +4028,12 @@
         </w:tc>
         <w:tc>
           <w:tcPr>
-            <w:tcW w:w="5614" w:type="dxa"/>
-            <w:tcBorders/>
+            <w:tcW w:w="5612" w:type="dxa"/>
+            <w:tcBorders>
+              <w:left w:val="single" w:sz="2" w:space="0" w:color="BFC7D5"/>
+              <w:bottom w:val="single" w:sz="2" w:space="0" w:color="BFC7D5"/>
+              <w:right w:val="single" w:sz="6" w:space="0" w:color="BFC7D5"/>
+            </w:tcBorders>
             <w:vAlign w:val="center"/>
           </w:tcPr>
           <w:p>
@@ -3348,8 +4058,12 @@
         </w:tc>
         <w:tc>
           <w:tcPr>
-            <w:tcW w:w="1109" w:type="dxa"/>
-            <w:tcBorders/>
+            <w:tcW w:w="1112" w:type="dxa"/>
+            <w:tcBorders>
+              <w:left w:val="single" w:sz="2" w:space="0" w:color="BFC7D5"/>
+              <w:bottom w:val="single" w:sz="2" w:space="0" w:color="BFC7D5"/>
+              <w:right w:val="single" w:sz="6" w:space="0" w:color="BFC7D5"/>
+            </w:tcBorders>
             <w:vAlign w:val="center"/>
           </w:tcPr>
           <w:p>
@@ -3371,8 +4085,12 @@
         <w:trPr/>
         <w:tc>
           <w:tcPr>
-            <w:tcW w:w="4616" w:type="dxa"/>
-            <w:tcBorders/>
+            <w:tcW w:w="4615" w:type="dxa"/>
+            <w:tcBorders>
+              <w:left w:val="single" w:sz="6" w:space="0" w:color="BFC7D5"/>
+              <w:bottom w:val="single" w:sz="2" w:space="0" w:color="BFC7D5"/>
+              <w:right w:val="single" w:sz="6" w:space="0" w:color="BFC7D5"/>
+            </w:tcBorders>
             <w:vAlign w:val="center"/>
           </w:tcPr>
           <w:p>
@@ -3391,8 +4109,12 @@
         </w:tc>
         <w:tc>
           <w:tcPr>
-            <w:tcW w:w="5614" w:type="dxa"/>
-            <w:tcBorders/>
+            <w:tcW w:w="5612" w:type="dxa"/>
+            <w:tcBorders>
+              <w:left w:val="single" w:sz="2" w:space="0" w:color="BFC7D5"/>
+              <w:bottom w:val="single" w:sz="2" w:space="0" w:color="BFC7D5"/>
+              <w:right w:val="single" w:sz="6" w:space="0" w:color="BFC7D5"/>
+            </w:tcBorders>
             <w:vAlign w:val="center"/>
           </w:tcPr>
           <w:p>
@@ -3417,8 +4139,12 @@
         </w:tc>
         <w:tc>
           <w:tcPr>
-            <w:tcW w:w="1109" w:type="dxa"/>
-            <w:tcBorders/>
+            <w:tcW w:w="1112" w:type="dxa"/>
+            <w:tcBorders>
+              <w:left w:val="single" w:sz="2" w:space="0" w:color="BFC7D5"/>
+              <w:bottom w:val="single" w:sz="2" w:space="0" w:color="BFC7D5"/>
+              <w:right w:val="single" w:sz="6" w:space="0" w:color="BFC7D5"/>
+            </w:tcBorders>
             <w:vAlign w:val="center"/>
           </w:tcPr>
           <w:p>
@@ -3440,8 +4166,12 @@
         <w:trPr/>
         <w:tc>
           <w:tcPr>
-            <w:tcW w:w="4616" w:type="dxa"/>
-            <w:tcBorders/>
+            <w:tcW w:w="4615" w:type="dxa"/>
+            <w:tcBorders>
+              <w:left w:val="single" w:sz="6" w:space="0" w:color="BFC7D5"/>
+              <w:bottom w:val="single" w:sz="2" w:space="0" w:color="BFC7D5"/>
+              <w:right w:val="single" w:sz="6" w:space="0" w:color="BFC7D5"/>
+            </w:tcBorders>
             <w:vAlign w:val="center"/>
           </w:tcPr>
           <w:p>
@@ -3460,8 +4190,12 @@
         </w:tc>
         <w:tc>
           <w:tcPr>
-            <w:tcW w:w="5614" w:type="dxa"/>
-            <w:tcBorders/>
+            <w:tcW w:w="5612" w:type="dxa"/>
+            <w:tcBorders>
+              <w:left w:val="single" w:sz="2" w:space="0" w:color="BFC7D5"/>
+              <w:bottom w:val="single" w:sz="2" w:space="0" w:color="BFC7D5"/>
+              <w:right w:val="single" w:sz="6" w:space="0" w:color="BFC7D5"/>
+            </w:tcBorders>
             <w:vAlign w:val="center"/>
           </w:tcPr>
           <w:p>
@@ -3492,8 +4226,12 @@
         </w:tc>
         <w:tc>
           <w:tcPr>
-            <w:tcW w:w="1109" w:type="dxa"/>
-            <w:tcBorders/>
+            <w:tcW w:w="1112" w:type="dxa"/>
+            <w:tcBorders>
+              <w:left w:val="single" w:sz="2" w:space="0" w:color="BFC7D5"/>
+              <w:bottom w:val="single" w:sz="2" w:space="0" w:color="BFC7D5"/>
+              <w:right w:val="single" w:sz="6" w:space="0" w:color="BFC7D5"/>
+            </w:tcBorders>
             <w:vAlign w:val="center"/>
           </w:tcPr>
           <w:p>
@@ -3515,8 +4253,12 @@
         <w:trPr/>
         <w:tc>
           <w:tcPr>
-            <w:tcW w:w="4616" w:type="dxa"/>
-            <w:tcBorders/>
+            <w:tcW w:w="4615" w:type="dxa"/>
+            <w:tcBorders>
+              <w:left w:val="single" w:sz="6" w:space="0" w:color="BFC7D5"/>
+              <w:bottom w:val="single" w:sz="2" w:space="0" w:color="BFC7D5"/>
+              <w:right w:val="single" w:sz="6" w:space="0" w:color="BFC7D5"/>
+            </w:tcBorders>
             <w:vAlign w:val="center"/>
           </w:tcPr>
           <w:p>
@@ -3535,8 +4277,12 @@
         </w:tc>
         <w:tc>
           <w:tcPr>
-            <w:tcW w:w="5614" w:type="dxa"/>
-            <w:tcBorders/>
+            <w:tcW w:w="5612" w:type="dxa"/>
+            <w:tcBorders>
+              <w:left w:val="single" w:sz="2" w:space="0" w:color="BFC7D5"/>
+              <w:bottom w:val="single" w:sz="2" w:space="0" w:color="BFC7D5"/>
+              <w:right w:val="single" w:sz="6" w:space="0" w:color="BFC7D5"/>
+            </w:tcBorders>
             <w:vAlign w:val="center"/>
           </w:tcPr>
           <w:p>
@@ -3591,8 +4337,12 @@
         </w:tc>
         <w:tc>
           <w:tcPr>
-            <w:tcW w:w="1109" w:type="dxa"/>
-            <w:tcBorders/>
+            <w:tcW w:w="1112" w:type="dxa"/>
+            <w:tcBorders>
+              <w:left w:val="single" w:sz="2" w:space="0" w:color="BFC7D5"/>
+              <w:bottom w:val="single" w:sz="2" w:space="0" w:color="BFC7D5"/>
+              <w:right w:val="single" w:sz="6" w:space="0" w:color="BFC7D5"/>
+            </w:tcBorders>
             <w:vAlign w:val="center"/>
           </w:tcPr>
           <w:p>
@@ -3614,8 +4364,12 @@
         <w:trPr/>
         <w:tc>
           <w:tcPr>
-            <w:tcW w:w="4616" w:type="dxa"/>
-            <w:tcBorders/>
+            <w:tcW w:w="4615" w:type="dxa"/>
+            <w:tcBorders>
+              <w:left w:val="single" w:sz="6" w:space="0" w:color="BFC7D5"/>
+              <w:bottom w:val="single" w:sz="6" w:space="0" w:color="BFC7D5"/>
+              <w:right w:val="single" w:sz="6" w:space="0" w:color="BFC7D5"/>
+            </w:tcBorders>
             <w:vAlign w:val="center"/>
           </w:tcPr>
           <w:p>
@@ -3634,8 +4388,12 @@
         </w:tc>
         <w:tc>
           <w:tcPr>
-            <w:tcW w:w="5614" w:type="dxa"/>
-            <w:tcBorders/>
+            <w:tcW w:w="5612" w:type="dxa"/>
+            <w:tcBorders>
+              <w:left w:val="single" w:sz="2" w:space="0" w:color="BFC7D5"/>
+              <w:bottom w:val="single" w:sz="6" w:space="0" w:color="BFC7D5"/>
+              <w:right w:val="single" w:sz="6" w:space="0" w:color="BFC7D5"/>
+            </w:tcBorders>
             <w:vAlign w:val="center"/>
           </w:tcPr>
           <w:p>
@@ -3670,8 +4428,12 @@
         </w:tc>
         <w:tc>
           <w:tcPr>
-            <w:tcW w:w="1109" w:type="dxa"/>
-            <w:tcBorders/>
+            <w:tcW w:w="1112" w:type="dxa"/>
+            <w:tcBorders>
+              <w:left w:val="single" w:sz="2" w:space="0" w:color="BFC7D5"/>
+              <w:bottom w:val="single" w:sz="6" w:space="0" w:color="BFC7D5"/>
+              <w:right w:val="single" w:sz="6" w:space="0" w:color="BFC7D5"/>
+            </w:tcBorders>
             <w:vAlign w:val="center"/>
           </w:tcPr>
           <w:p>
@@ -3915,21 +4677,21 @@
     </w:p>
     <w:tbl>
       <w:tblPr>
-        <w:tblW w:w="11339" w:type="dxa"/>
+        <w:tblW w:w="5000" w:type="pct"/>
         <w:jc w:val="left"/>
-        <w:tblInd w:w="0" w:type="dxa"/>
+        <w:tblInd w:w="-7" w:type="dxa"/>
         <w:tblLayout w:type="fixed"/>
         <w:tblCellMar>
-          <w:top w:w="28" w:type="dxa"/>
-          <w:left w:w="28" w:type="dxa"/>
-          <w:bottom w:w="28" w:type="dxa"/>
-          <w:right w:w="28" w:type="dxa"/>
+          <w:top w:w="60" w:type="dxa"/>
+          <w:left w:w="60" w:type="dxa"/>
+          <w:bottom w:w="60" w:type="dxa"/>
+          <w:right w:w="60" w:type="dxa"/>
         </w:tblCellMar>
       </w:tblPr>
       <w:tblGrid>
-        <w:gridCol w:w="4236"/>
-        <w:gridCol w:w="4194"/>
-        <w:gridCol w:w="2909"/>
+        <w:gridCol w:w="4240"/>
+        <w:gridCol w:w="4201"/>
+        <w:gridCol w:w="2898"/>
       </w:tblGrid>
       <w:tr>
         <w:trPr>
@@ -3937,66 +4699,90 @@
         </w:trPr>
         <w:tc>
           <w:tcPr>
-            <w:tcW w:w="4236" w:type="dxa"/>
-            <w:tcBorders/>
+            <w:tcW w:w="4240" w:type="dxa"/>
+            <w:tcBorders>
+              <w:top w:val="single" w:sz="6" w:space="0" w:color="BFC7D5"/>
+              <w:left w:val="single" w:sz="6" w:space="0" w:color="BFC7D5"/>
+              <w:bottom w:val="single" w:sz="2" w:space="0" w:color="BFC7D5"/>
+              <w:right w:val="single" w:sz="6" w:space="0" w:color="BFC7D5"/>
+            </w:tcBorders>
+            <w:shd w:fill="1F3A5F" w:val="clear"/>
             <w:vAlign w:val="center"/>
           </w:tcPr>
           <w:p>
             <w:pPr>
               <w:pStyle w:val="TableHeading"/>
-              <w:suppressLineNumbers/>
-              <w:shd w:fill="1F3A5F" w:val="clear"/>
-              <w:bidi w:val="0"/>
-              <w:spacing w:before="0" w:after="283"/>
-              <w:jc w:val="center"/>
-              <w:rPr/>
-            </w:pPr>
-            <w:r>
-              <w:rPr/>
+              <w:bidi w:val="0"/>
+              <w:spacing w:before="0" w:after="283"/>
+              <w:jc w:val="left"/>
+              <w:rPr>
+                <w:color w:val="FFFFFF"/>
+              </w:rPr>
+            </w:pPr>
+            <w:r>
+              <w:rPr>
+                <w:color w:val="FFFFFF"/>
+              </w:rPr>
               <w:t>Record</w:t>
             </w:r>
           </w:p>
         </w:tc>
         <w:tc>
           <w:tcPr>
-            <w:tcW w:w="4194" w:type="dxa"/>
-            <w:tcBorders/>
+            <w:tcW w:w="4201" w:type="dxa"/>
+            <w:tcBorders>
+              <w:top w:val="single" w:sz="6" w:space="0" w:color="BFC7D5"/>
+              <w:left w:val="single" w:sz="2" w:space="0" w:color="BFC7D5"/>
+              <w:bottom w:val="single" w:sz="2" w:space="0" w:color="BFC7D5"/>
+              <w:right w:val="single" w:sz="6" w:space="0" w:color="BFC7D5"/>
+            </w:tcBorders>
+            <w:shd w:fill="1F3A5F" w:val="clear"/>
             <w:vAlign w:val="center"/>
           </w:tcPr>
           <w:p>
             <w:pPr>
               <w:pStyle w:val="TableHeading"/>
-              <w:suppressLineNumbers/>
-              <w:shd w:fill="1F3A5F" w:val="clear"/>
-              <w:bidi w:val="0"/>
-              <w:spacing w:before="0" w:after="283"/>
-              <w:jc w:val="center"/>
-              <w:rPr/>
-            </w:pPr>
-            <w:r>
-              <w:rPr/>
+              <w:bidi w:val="0"/>
+              <w:spacing w:before="0" w:after="283"/>
+              <w:jc w:val="left"/>
+              <w:rPr>
+                <w:color w:val="FFFFFF"/>
+              </w:rPr>
+            </w:pPr>
+            <w:r>
+              <w:rPr>
+                <w:color w:val="FFFFFF"/>
+              </w:rPr>
               <w:t>Location</w:t>
             </w:r>
           </w:p>
         </w:tc>
         <w:tc>
           <w:tcPr>
-            <w:tcW w:w="2909" w:type="dxa"/>
-            <w:tcBorders/>
+            <w:tcW w:w="2898" w:type="dxa"/>
+            <w:tcBorders>
+              <w:top w:val="single" w:sz="6" w:space="0" w:color="BFC7D5"/>
+              <w:left w:val="single" w:sz="2" w:space="0" w:color="BFC7D5"/>
+              <w:bottom w:val="single" w:sz="2" w:space="0" w:color="BFC7D5"/>
+              <w:right w:val="single" w:sz="6" w:space="0" w:color="BFC7D5"/>
+            </w:tcBorders>
+            <w:shd w:fill="1F3A5F" w:val="clear"/>
             <w:vAlign w:val="center"/>
           </w:tcPr>
           <w:p>
             <w:pPr>
               <w:pStyle w:val="TableHeading"/>
-              <w:suppressLineNumbers/>
-              <w:shd w:fill="1F3A5F" w:val="clear"/>
-              <w:bidi w:val="0"/>
-              <w:spacing w:before="0" w:after="283"/>
-              <w:jc w:val="center"/>
-              <w:rPr/>
-            </w:pPr>
-            <w:r>
-              <w:rPr/>
+              <w:bidi w:val="0"/>
+              <w:spacing w:before="0" w:after="283"/>
+              <w:jc w:val="left"/>
+              <w:rPr>
+                <w:color w:val="FFFFFF"/>
+              </w:rPr>
+            </w:pPr>
+            <w:r>
+              <w:rPr>
+                <w:color w:val="FFFFFF"/>
+              </w:rPr>
               <w:t>Retention</w:t>
             </w:r>
           </w:p>
@@ -4006,8 +4792,12 @@
         <w:trPr/>
         <w:tc>
           <w:tcPr>
-            <w:tcW w:w="4236" w:type="dxa"/>
-            <w:tcBorders/>
+            <w:tcW w:w="4240" w:type="dxa"/>
+            <w:tcBorders>
+              <w:left w:val="single" w:sz="6" w:space="0" w:color="BFC7D5"/>
+              <w:bottom w:val="single" w:sz="2" w:space="0" w:color="BFC7D5"/>
+              <w:right w:val="single" w:sz="6" w:space="0" w:color="BFC7D5"/>
+            </w:tcBorders>
             <w:vAlign w:val="center"/>
           </w:tcPr>
           <w:p>
@@ -4026,8 +4816,12 @@
         </w:tc>
         <w:tc>
           <w:tcPr>
-            <w:tcW w:w="4194" w:type="dxa"/>
-            <w:tcBorders/>
+            <w:tcW w:w="4201" w:type="dxa"/>
+            <w:tcBorders>
+              <w:left w:val="single" w:sz="2" w:space="0" w:color="BFC7D5"/>
+              <w:bottom w:val="single" w:sz="2" w:space="0" w:color="BFC7D5"/>
+              <w:right w:val="single" w:sz="6" w:space="0" w:color="BFC7D5"/>
+            </w:tcBorders>
             <w:vAlign w:val="center"/>
           </w:tcPr>
           <w:p>
@@ -4048,8 +4842,12 @@
         </w:tc>
         <w:tc>
           <w:tcPr>
-            <w:tcW w:w="2909" w:type="dxa"/>
-            <w:tcBorders/>
+            <w:tcW w:w="2898" w:type="dxa"/>
+            <w:tcBorders>
+              <w:left w:val="single" w:sz="2" w:space="0" w:color="BFC7D5"/>
+              <w:bottom w:val="single" w:sz="2" w:space="0" w:color="BFC7D5"/>
+              <w:right w:val="single" w:sz="6" w:space="0" w:color="BFC7D5"/>
+            </w:tcBorders>
             <w:vAlign w:val="center"/>
           </w:tcPr>
           <w:p>
@@ -4071,8 +4869,12 @@
         <w:trPr/>
         <w:tc>
           <w:tcPr>
-            <w:tcW w:w="4236" w:type="dxa"/>
-            <w:tcBorders/>
+            <w:tcW w:w="4240" w:type="dxa"/>
+            <w:tcBorders>
+              <w:left w:val="single" w:sz="6" w:space="0" w:color="BFC7D5"/>
+              <w:bottom w:val="single" w:sz="2" w:space="0" w:color="BFC7D5"/>
+              <w:right w:val="single" w:sz="6" w:space="0" w:color="BFC7D5"/>
+            </w:tcBorders>
             <w:vAlign w:val="center"/>
           </w:tcPr>
           <w:p>
@@ -4091,8 +4893,12 @@
         </w:tc>
         <w:tc>
           <w:tcPr>
-            <w:tcW w:w="4194" w:type="dxa"/>
-            <w:tcBorders/>
+            <w:tcW w:w="4201" w:type="dxa"/>
+            <w:tcBorders>
+              <w:left w:val="single" w:sz="2" w:space="0" w:color="BFC7D5"/>
+              <w:bottom w:val="single" w:sz="2" w:space="0" w:color="BFC7D5"/>
+              <w:right w:val="single" w:sz="6" w:space="0" w:color="BFC7D5"/>
+            </w:tcBorders>
             <w:vAlign w:val="center"/>
           </w:tcPr>
           <w:p>
@@ -4113,8 +4919,12 @@
         </w:tc>
         <w:tc>
           <w:tcPr>
-            <w:tcW w:w="2909" w:type="dxa"/>
-            <w:tcBorders/>
+            <w:tcW w:w="2898" w:type="dxa"/>
+            <w:tcBorders>
+              <w:left w:val="single" w:sz="2" w:space="0" w:color="BFC7D5"/>
+              <w:bottom w:val="single" w:sz="2" w:space="0" w:color="BFC7D5"/>
+              <w:right w:val="single" w:sz="6" w:space="0" w:color="BFC7D5"/>
+            </w:tcBorders>
             <w:vAlign w:val="center"/>
           </w:tcPr>
           <w:p>
@@ -4136,8 +4946,12 @@
         <w:trPr/>
         <w:tc>
           <w:tcPr>
-            <w:tcW w:w="4236" w:type="dxa"/>
-            <w:tcBorders/>
+            <w:tcW w:w="4240" w:type="dxa"/>
+            <w:tcBorders>
+              <w:left w:val="single" w:sz="6" w:space="0" w:color="BFC7D5"/>
+              <w:bottom w:val="single" w:sz="2" w:space="0" w:color="BFC7D5"/>
+              <w:right w:val="single" w:sz="6" w:space="0" w:color="BFC7D5"/>
+            </w:tcBorders>
             <w:vAlign w:val="center"/>
           </w:tcPr>
           <w:p>
@@ -4156,8 +4970,12 @@
         </w:tc>
         <w:tc>
           <w:tcPr>
-            <w:tcW w:w="4194" w:type="dxa"/>
-            <w:tcBorders/>
+            <w:tcW w:w="4201" w:type="dxa"/>
+            <w:tcBorders>
+              <w:left w:val="single" w:sz="2" w:space="0" w:color="BFC7D5"/>
+              <w:bottom w:val="single" w:sz="2" w:space="0" w:color="BFC7D5"/>
+              <w:right w:val="single" w:sz="6" w:space="0" w:color="BFC7D5"/>
+            </w:tcBorders>
             <w:vAlign w:val="center"/>
           </w:tcPr>
           <w:p>
@@ -4192,8 +5010,12 @@
         </w:tc>
         <w:tc>
           <w:tcPr>
-            <w:tcW w:w="2909" w:type="dxa"/>
-            <w:tcBorders/>
+            <w:tcW w:w="2898" w:type="dxa"/>
+            <w:tcBorders>
+              <w:left w:val="single" w:sz="2" w:space="0" w:color="BFC7D5"/>
+              <w:bottom w:val="single" w:sz="2" w:space="0" w:color="BFC7D5"/>
+              <w:right w:val="single" w:sz="6" w:space="0" w:color="BFC7D5"/>
+            </w:tcBorders>
             <w:vAlign w:val="center"/>
           </w:tcPr>
           <w:p>
@@ -4215,8 +5037,12 @@
         <w:trPr/>
         <w:tc>
           <w:tcPr>
-            <w:tcW w:w="4236" w:type="dxa"/>
-            <w:tcBorders/>
+            <w:tcW w:w="4240" w:type="dxa"/>
+            <w:tcBorders>
+              <w:left w:val="single" w:sz="6" w:space="0" w:color="BFC7D5"/>
+              <w:bottom w:val="single" w:sz="2" w:space="0" w:color="BFC7D5"/>
+              <w:right w:val="single" w:sz="6" w:space="0" w:color="BFC7D5"/>
+            </w:tcBorders>
             <w:vAlign w:val="center"/>
           </w:tcPr>
           <w:p>
@@ -4235,8 +5061,12 @@
         </w:tc>
         <w:tc>
           <w:tcPr>
-            <w:tcW w:w="4194" w:type="dxa"/>
-            <w:tcBorders/>
+            <w:tcW w:w="4201" w:type="dxa"/>
+            <w:tcBorders>
+              <w:left w:val="single" w:sz="2" w:space="0" w:color="BFC7D5"/>
+              <w:bottom w:val="single" w:sz="2" w:space="0" w:color="BFC7D5"/>
+              <w:right w:val="single" w:sz="6" w:space="0" w:color="BFC7D5"/>
+            </w:tcBorders>
             <w:vAlign w:val="center"/>
           </w:tcPr>
           <w:p>
@@ -4257,8 +5087,12 @@
         </w:tc>
         <w:tc>
           <w:tcPr>
-            <w:tcW w:w="2909" w:type="dxa"/>
-            <w:tcBorders/>
+            <w:tcW w:w="2898" w:type="dxa"/>
+            <w:tcBorders>
+              <w:left w:val="single" w:sz="2" w:space="0" w:color="BFC7D5"/>
+              <w:bottom w:val="single" w:sz="2" w:space="0" w:color="BFC7D5"/>
+              <w:right w:val="single" w:sz="6" w:space="0" w:color="BFC7D5"/>
+            </w:tcBorders>
             <w:vAlign w:val="center"/>
           </w:tcPr>
           <w:p>
@@ -4280,8 +5114,12 @@
         <w:trPr/>
         <w:tc>
           <w:tcPr>
-            <w:tcW w:w="4236" w:type="dxa"/>
-            <w:tcBorders/>
+            <w:tcW w:w="4240" w:type="dxa"/>
+            <w:tcBorders>
+              <w:left w:val="single" w:sz="6" w:space="0" w:color="BFC7D5"/>
+              <w:bottom w:val="single" w:sz="6" w:space="0" w:color="BFC7D5"/>
+              <w:right w:val="single" w:sz="6" w:space="0" w:color="BFC7D5"/>
+            </w:tcBorders>
             <w:vAlign w:val="center"/>
           </w:tcPr>
           <w:p>
@@ -4300,8 +5138,12 @@
         </w:tc>
         <w:tc>
           <w:tcPr>
-            <w:tcW w:w="4194" w:type="dxa"/>
-            <w:tcBorders/>
+            <w:tcW w:w="4201" w:type="dxa"/>
+            <w:tcBorders>
+              <w:left w:val="single" w:sz="2" w:space="0" w:color="BFC7D5"/>
+              <w:bottom w:val="single" w:sz="6" w:space="0" w:color="BFC7D5"/>
+              <w:right w:val="single" w:sz="6" w:space="0" w:color="BFC7D5"/>
+            </w:tcBorders>
             <w:vAlign w:val="center"/>
           </w:tcPr>
           <w:p>
@@ -4322,8 +5164,12 @@
         </w:tc>
         <w:tc>
           <w:tcPr>
-            <w:tcW w:w="2909" w:type="dxa"/>
-            <w:tcBorders/>
+            <w:tcW w:w="2898" w:type="dxa"/>
+            <w:tcBorders>
+              <w:left w:val="single" w:sz="2" w:space="0" w:color="BFC7D5"/>
+              <w:bottom w:val="single" w:sz="6" w:space="0" w:color="BFC7D5"/>
+              <w:right w:val="single" w:sz="6" w:space="0" w:color="BFC7D5"/>
+            </w:tcBorders>
             <w:vAlign w:val="center"/>
           </w:tcPr>
           <w:p>
@@ -4633,14 +5479,8 @@
         <w:rPr/>
       </w:pPr>
       <w:r>
-        <w:rPr>
-          <w:rStyle w:val="Strong"/>
-        </w:rPr>
-        <w:t>Awareness has not been formally delivered or recorded</w:t>
-      </w:r>
-      <w:r>
-        <w:rPr/>
-        <w:t xml:space="preserve">, because the quality policy </w:t>
+        <w:rPr/>
+        <w:t xml:space="preserve">The quality policy </w:t>
       </w:r>
       <w:r>
         <w:rPr>
@@ -4650,17 +5490,27 @@
       </w:r>
       <w:r>
         <w:rPr/>
-        <w:t xml:space="preserve"> is itself still </w:t>
+        <w:t xml:space="preserve"> was approved on 2026-10-07. </w:t>
+      </w:r>
+      <w:r>
+        <w:rPr>
+          <w:rStyle w:val="Strong"/>
+        </w:rPr>
+        <w:t>Awareness of the policy is now to be delivered and recorded</w:t>
+      </w:r>
+      <w:r>
+        <w:rPr/>
+        <w:t xml:space="preserve"> for each EchoMind role holder (</w:t>
       </w:r>
       <w:r>
         <w:rPr>
           <w:rStyle w:val="SourceText"/>
         </w:rPr>
-        <w:t>DRAFT — not yet approved</w:t>
-      </w:r>
-      <w:r>
-        <w:rPr/>
-        <w:t>. Awareness activity begins when the policy is approved.</w:t>
+        <w:t>REG-05</w:t>
+      </w:r>
+      <w:r>
+        <w:rPr/>
+        <w:t>).</w:t>
       </w:r>
     </w:p>
     <w:p>
